--- a/HellBurn_Whitepaper_v3.0_EN.docx
+++ b/HellBurn_Whitepaper_v3.0_EN.docx
@@ -135,7 +135,7 @@
       </w:pPr>
       <w:r>
         <w:rPr>
-          <w:rFonts w:eastAsia="Arial" w:cs="Arial" w:ascii="Arial" w:hAnsi="Arial"/>
+          <w:rFonts w:eastAsia="Arial" w:cs="Arial"/>
           <w:b/>
           <w:bCs/>
           <w:color w:val="C41E3A"/>
@@ -183,7 +183,7 @@
       </w:pPr>
       <w:r>
         <w:rPr>
-          <w:rFonts w:eastAsia="Arial" w:cs="Arial" w:ascii="Arial" w:hAnsi="Arial"/>
+          <w:rFonts w:eastAsia="Arial" w:cs="Arial"/>
           <w:b/>
           <w:bCs/>
           <w:color w:val="C41E3A"/>
@@ -465,7 +465,7 @@
       </w:pPr>
       <w:r>
         <w:rPr>
-          <w:rFonts w:eastAsia="Arial" w:cs="Arial" w:ascii="Arial" w:hAnsi="Arial"/>
+          <w:rFonts w:eastAsia="Arial" w:cs="Arial"/>
           <w:b/>
           <w:bCs/>
           <w:color w:val="C41E3A"/>
@@ -574,14 +574,14 @@
         </w:tblCellMar>
       </w:tblPr>
       <w:tblGrid>
-        <w:gridCol w:w="3499"/>
-        <w:gridCol w:w="5861"/>
+        <w:gridCol w:w="3498"/>
+        <w:gridCol w:w="5862"/>
       </w:tblGrid>
       <w:tr>
         <w:trPr/>
         <w:tc>
           <w:tcPr>
-            <w:tcW w:w="3499" w:type="dxa"/>
+            <w:tcW w:w="3498" w:type="dxa"/>
             <w:tcBorders>
               <w:top w:val="single" w:sz="2" w:space="0" w:color="CCCCCC"/>
               <w:start w:val="single" w:sz="2" w:space="0" w:color="CCCCCC"/>
@@ -610,7 +610,7 @@
         </w:tc>
         <w:tc>
           <w:tcPr>
-            <w:tcW w:w="5861" w:type="dxa"/>
+            <w:tcW w:w="5862" w:type="dxa"/>
             <w:tcBorders>
               <w:top w:val="single" w:sz="2" w:space="0" w:color="CCCCCC"/>
               <w:start w:val="single" w:sz="2" w:space="0" w:color="CCCCCC"/>
@@ -640,7 +640,7 @@
         <w:trPr/>
         <w:tc>
           <w:tcPr>
-            <w:tcW w:w="3499" w:type="dxa"/>
+            <w:tcW w:w="3498" w:type="dxa"/>
             <w:tcBorders>
               <w:top w:val="single" w:sz="2" w:space="0" w:color="CCCCCC"/>
               <w:start w:val="single" w:sz="2" w:space="0" w:color="CCCCCC"/>
@@ -669,7 +669,7 @@
         </w:tc>
         <w:tc>
           <w:tcPr>
-            <w:tcW w:w="5861" w:type="dxa"/>
+            <w:tcW w:w="5862" w:type="dxa"/>
             <w:tcBorders>
               <w:top w:val="single" w:sz="2" w:space="0" w:color="CCCCCC"/>
               <w:start w:val="single" w:sz="2" w:space="0" w:color="CCCCCC"/>
@@ -699,7 +699,7 @@
         <w:trPr/>
         <w:tc>
           <w:tcPr>
-            <w:tcW w:w="3499" w:type="dxa"/>
+            <w:tcW w:w="3498" w:type="dxa"/>
             <w:tcBorders>
               <w:top w:val="single" w:sz="2" w:space="0" w:color="CCCCCC"/>
               <w:start w:val="single" w:sz="2" w:space="0" w:color="CCCCCC"/>
@@ -728,7 +728,7 @@
         </w:tc>
         <w:tc>
           <w:tcPr>
-            <w:tcW w:w="5861" w:type="dxa"/>
+            <w:tcW w:w="5862" w:type="dxa"/>
             <w:tcBorders>
               <w:top w:val="single" w:sz="2" w:space="0" w:color="CCCCCC"/>
               <w:start w:val="single" w:sz="2" w:space="0" w:color="CCCCCC"/>
@@ -758,7 +758,7 @@
         <w:trPr/>
         <w:tc>
           <w:tcPr>
-            <w:tcW w:w="3499" w:type="dxa"/>
+            <w:tcW w:w="3498" w:type="dxa"/>
             <w:tcBorders>
               <w:top w:val="single" w:sz="2" w:space="0" w:color="CCCCCC"/>
               <w:start w:val="single" w:sz="2" w:space="0" w:color="CCCCCC"/>
@@ -787,7 +787,7 @@
         </w:tc>
         <w:tc>
           <w:tcPr>
-            <w:tcW w:w="5861" w:type="dxa"/>
+            <w:tcW w:w="5862" w:type="dxa"/>
             <w:tcBorders>
               <w:top w:val="single" w:sz="2" w:space="0" w:color="CCCCCC"/>
               <w:start w:val="single" w:sz="2" w:space="0" w:color="CCCCCC"/>
@@ -817,7 +817,7 @@
         <w:trPr/>
         <w:tc>
           <w:tcPr>
-            <w:tcW w:w="3499" w:type="dxa"/>
+            <w:tcW w:w="3498" w:type="dxa"/>
             <w:tcBorders>
               <w:top w:val="single" w:sz="2" w:space="0" w:color="CCCCCC"/>
               <w:start w:val="single" w:sz="2" w:space="0" w:color="CCCCCC"/>
@@ -846,7 +846,7 @@
         </w:tc>
         <w:tc>
           <w:tcPr>
-            <w:tcW w:w="5861" w:type="dxa"/>
+            <w:tcW w:w="5862" w:type="dxa"/>
             <w:tcBorders>
               <w:top w:val="single" w:sz="2" w:space="0" w:color="CCCCCC"/>
               <w:start w:val="single" w:sz="2" w:space="0" w:color="CCCCCC"/>
@@ -876,7 +876,7 @@
         <w:trPr/>
         <w:tc>
           <w:tcPr>
-            <w:tcW w:w="3499" w:type="dxa"/>
+            <w:tcW w:w="3498" w:type="dxa"/>
             <w:tcBorders>
               <w:top w:val="single" w:sz="2" w:space="0" w:color="CCCCCC"/>
               <w:start w:val="single" w:sz="2" w:space="0" w:color="CCCCCC"/>
@@ -905,7 +905,7 @@
         </w:tc>
         <w:tc>
           <w:tcPr>
-            <w:tcW w:w="5861" w:type="dxa"/>
+            <w:tcW w:w="5862" w:type="dxa"/>
             <w:tcBorders>
               <w:top w:val="single" w:sz="2" w:space="0" w:color="CCCCCC"/>
               <w:start w:val="single" w:sz="2" w:space="0" w:color="CCCCCC"/>
@@ -935,7 +935,7 @@
         <w:trPr/>
         <w:tc>
           <w:tcPr>
-            <w:tcW w:w="3499" w:type="dxa"/>
+            <w:tcW w:w="3498" w:type="dxa"/>
             <w:tcBorders>
               <w:top w:val="single" w:sz="2" w:space="0" w:color="CCCCCC"/>
               <w:start w:val="single" w:sz="2" w:space="0" w:color="CCCCCC"/>
@@ -964,7 +964,7 @@
         </w:tc>
         <w:tc>
           <w:tcPr>
-            <w:tcW w:w="5861" w:type="dxa"/>
+            <w:tcW w:w="5862" w:type="dxa"/>
             <w:tcBorders>
               <w:top w:val="single" w:sz="2" w:space="0" w:color="CCCCCC"/>
               <w:start w:val="single" w:sz="2" w:space="0" w:color="CCCCCC"/>
@@ -994,7 +994,7 @@
         <w:trPr/>
         <w:tc>
           <w:tcPr>
-            <w:tcW w:w="3499" w:type="dxa"/>
+            <w:tcW w:w="3498" w:type="dxa"/>
             <w:tcBorders>
               <w:top w:val="single" w:sz="2" w:space="0" w:color="CCCCCC"/>
               <w:start w:val="single" w:sz="2" w:space="0" w:color="CCCCCC"/>
@@ -1023,7 +1023,7 @@
         </w:tc>
         <w:tc>
           <w:tcPr>
-            <w:tcW w:w="5861" w:type="dxa"/>
+            <w:tcW w:w="5862" w:type="dxa"/>
             <w:tcBorders>
               <w:top w:val="single" w:sz="2" w:space="0" w:color="CCCCCC"/>
               <w:start w:val="single" w:sz="2" w:space="0" w:color="CCCCCC"/>
@@ -1053,7 +1053,7 @@
         <w:trPr/>
         <w:tc>
           <w:tcPr>
-            <w:tcW w:w="3499" w:type="dxa"/>
+            <w:tcW w:w="3498" w:type="dxa"/>
             <w:tcBorders>
               <w:top w:val="single" w:sz="2" w:space="0" w:color="CCCCCC"/>
               <w:start w:val="single" w:sz="2" w:space="0" w:color="CCCCCC"/>
@@ -1082,7 +1082,7 @@
         </w:tc>
         <w:tc>
           <w:tcPr>
-            <w:tcW w:w="5861" w:type="dxa"/>
+            <w:tcW w:w="5862" w:type="dxa"/>
             <w:tcBorders>
               <w:top w:val="single" w:sz="2" w:space="0" w:color="CCCCCC"/>
               <w:start w:val="single" w:sz="2" w:space="0" w:color="CCCCCC"/>
@@ -1129,7 +1129,7 @@
       </w:pPr>
       <w:r>
         <w:rPr>
-          <w:rFonts w:eastAsia="Arial" w:cs="Arial" w:ascii="Arial" w:hAnsi="Arial"/>
+          <w:rFonts w:eastAsia="Arial" w:cs="Arial"/>
           <w:b/>
           <w:bCs/>
           <w:color w:val="C41E3A"/>
@@ -1147,7 +1147,7 @@
       </w:pPr>
       <w:r>
         <w:rPr>
-          <w:rFonts w:eastAsia="Arial" w:cs="Arial" w:ascii="Arial" w:hAnsi="Arial"/>
+          <w:rFonts w:eastAsia="Arial" w:cs="Arial"/>
           <w:b/>
           <w:bCs/>
           <w:color w:val="1A1A2E"/>
@@ -1199,7 +1199,7 @@
       </w:pPr>
       <w:r>
         <w:rPr>
-          <w:rFonts w:eastAsia="Arial" w:cs="Arial" w:ascii="Arial" w:hAnsi="Arial"/>
+          <w:rFonts w:eastAsia="Arial" w:cs="Arial"/>
           <w:b/>
           <w:bCs/>
           <w:color w:val="1A1A2E"/>
@@ -1233,7 +1233,7 @@
       </w:pPr>
       <w:r>
         <w:rPr>
-          <w:rFonts w:eastAsia="Arial" w:cs="Arial" w:ascii="Arial" w:hAnsi="Arial"/>
+          <w:rFonts w:eastAsia="Arial" w:cs="Arial"/>
           <w:b/>
           <w:bCs/>
           <w:color w:val="1A1A2E"/>
@@ -1267,7 +1267,7 @@
       </w:pPr>
       <w:r>
         <w:rPr>
-          <w:rFonts w:eastAsia="Arial" w:cs="Arial" w:ascii="Arial" w:hAnsi="Arial"/>
+          <w:rFonts w:eastAsia="Arial" w:cs="Arial"/>
           <w:b/>
           <w:bCs/>
           <w:color w:val="1A1A2E"/>
@@ -1313,7 +1313,7 @@
       </w:pPr>
       <w:r>
         <w:rPr>
-          <w:rFonts w:eastAsia="Arial" w:cs="Arial" w:ascii="Arial" w:hAnsi="Arial"/>
+          <w:rFonts w:eastAsia="Arial" w:cs="Arial"/>
           <w:b/>
           <w:bCs/>
           <w:color w:val="C41E3A"/>
@@ -1331,7 +1331,7 @@
       </w:pPr>
       <w:r>
         <w:rPr>
-          <w:rFonts w:eastAsia="Arial" w:cs="Arial" w:ascii="Arial" w:hAnsi="Arial"/>
+          <w:rFonts w:eastAsia="Arial" w:cs="Arial"/>
           <w:b/>
           <w:bCs/>
           <w:color w:val="1A1A2E"/>
@@ -1381,7 +1381,7 @@
       </w:pPr>
       <w:r>
         <w:rPr>
-          <w:rFonts w:eastAsia="Arial" w:cs="Arial" w:ascii="Arial" w:hAnsi="Arial"/>
+          <w:rFonts w:eastAsia="Arial" w:cs="Arial"/>
           <w:b/>
           <w:bCs/>
           <w:color w:val="1A1A2E"/>
@@ -1431,7 +1431,7 @@
       </w:pPr>
       <w:r>
         <w:rPr>
-          <w:rFonts w:eastAsia="Arial" w:cs="Arial" w:ascii="Arial" w:hAnsi="Arial"/>
+          <w:rFonts w:eastAsia="Arial" w:cs="Arial"/>
           <w:b/>
           <w:bCs/>
           <w:color w:val="1A1A2E"/>
@@ -1477,7 +1477,7 @@
       </w:pPr>
       <w:r>
         <w:rPr>
-          <w:rFonts w:eastAsia="Arial" w:cs="Arial" w:ascii="Arial" w:hAnsi="Arial"/>
+          <w:rFonts w:eastAsia="Arial" w:cs="Arial"/>
           <w:b/>
           <w:bCs/>
           <w:color w:val="C41E3A"/>
@@ -1684,7 +1684,7 @@
       </w:pPr>
       <w:r>
         <w:rPr>
-          <w:rFonts w:eastAsia="Arial" w:cs="Arial" w:ascii="Arial" w:hAnsi="Arial"/>
+          <w:rFonts w:eastAsia="Arial" w:cs="Arial"/>
           <w:b/>
           <w:bCs/>
           <w:color w:val="C41E3A"/>
@@ -1729,7 +1729,7 @@
       </w:pPr>
       <w:r>
         <w:rPr>
-          <w:rFonts w:eastAsia="Arial" w:cs="Arial" w:ascii="Arial" w:hAnsi="Arial"/>
+          <w:rFonts w:eastAsia="Arial" w:cs="Arial"/>
           <w:b/>
           <w:bCs/>
           <w:color w:val="1A1A2E"/>
@@ -1831,7 +1831,7 @@
       </w:pPr>
       <w:r>
         <w:rPr>
-          <w:rFonts w:eastAsia="Arial" w:cs="Arial" w:ascii="Arial" w:hAnsi="Arial"/>
+          <w:rFonts w:eastAsia="Arial" w:cs="Arial"/>
           <w:b/>
           <w:bCs/>
           <w:color w:val="1A1A2E"/>
@@ -1946,7 +1946,7 @@
       </w:pPr>
       <w:r>
         <w:rPr>
-          <w:rFonts w:eastAsia="Arial" w:cs="Arial" w:ascii="Arial" w:hAnsi="Arial"/>
+          <w:rFonts w:eastAsia="Arial" w:cs="Arial"/>
           <w:b/>
           <w:bCs/>
           <w:color w:val="1A1A2E"/>
@@ -1970,14 +1970,14 @@
         </w:tblCellMar>
       </w:tblPr>
       <w:tblGrid>
-        <w:gridCol w:w="2799"/>
-        <w:gridCol w:w="6561"/>
+        <w:gridCol w:w="2798"/>
+        <w:gridCol w:w="6562"/>
       </w:tblGrid>
       <w:tr>
         <w:trPr/>
         <w:tc>
           <w:tcPr>
-            <w:tcW w:w="2799" w:type="dxa"/>
+            <w:tcW w:w="2798" w:type="dxa"/>
             <w:tcBorders>
               <w:top w:val="single" w:sz="2" w:space="0" w:color="CCCCCC"/>
               <w:start w:val="single" w:sz="2" w:space="0" w:color="CCCCCC"/>
@@ -2007,7 +2007,7 @@
         </w:tc>
         <w:tc>
           <w:tcPr>
-            <w:tcW w:w="6561" w:type="dxa"/>
+            <w:tcW w:w="6562" w:type="dxa"/>
             <w:tcBorders>
               <w:top w:val="single" w:sz="2" w:space="0" w:color="CCCCCC"/>
               <w:start w:val="single" w:sz="2" w:space="0" w:color="CCCCCC"/>
@@ -2040,7 +2040,7 @@
         <w:trPr/>
         <w:tc>
           <w:tcPr>
-            <w:tcW w:w="2799" w:type="dxa"/>
+            <w:tcW w:w="2798" w:type="dxa"/>
             <w:tcBorders>
               <w:top w:val="single" w:sz="2" w:space="0" w:color="CCCCCC"/>
               <w:start w:val="single" w:sz="2" w:space="0" w:color="CCCCCC"/>
@@ -2069,7 +2069,7 @@
         </w:tc>
         <w:tc>
           <w:tcPr>
-            <w:tcW w:w="6561" w:type="dxa"/>
+            <w:tcW w:w="6562" w:type="dxa"/>
             <w:tcBorders>
               <w:top w:val="single" w:sz="2" w:space="0" w:color="CCCCCC"/>
               <w:start w:val="single" w:sz="2" w:space="0" w:color="CCCCCC"/>
@@ -2099,7 +2099,7 @@
         <w:trPr/>
         <w:tc>
           <w:tcPr>
-            <w:tcW w:w="2799" w:type="dxa"/>
+            <w:tcW w:w="2798" w:type="dxa"/>
             <w:tcBorders>
               <w:top w:val="single" w:sz="2" w:space="0" w:color="CCCCCC"/>
               <w:start w:val="single" w:sz="2" w:space="0" w:color="CCCCCC"/>
@@ -2128,7 +2128,7 @@
         </w:tc>
         <w:tc>
           <w:tcPr>
-            <w:tcW w:w="6561" w:type="dxa"/>
+            <w:tcW w:w="6562" w:type="dxa"/>
             <w:tcBorders>
               <w:top w:val="single" w:sz="2" w:space="0" w:color="CCCCCC"/>
               <w:start w:val="single" w:sz="2" w:space="0" w:color="CCCCCC"/>
@@ -2158,7 +2158,7 @@
         <w:trPr/>
         <w:tc>
           <w:tcPr>
-            <w:tcW w:w="2799" w:type="dxa"/>
+            <w:tcW w:w="2798" w:type="dxa"/>
             <w:tcBorders>
               <w:top w:val="single" w:sz="2" w:space="0" w:color="CCCCCC"/>
               <w:start w:val="single" w:sz="2" w:space="0" w:color="CCCCCC"/>
@@ -2187,7 +2187,7 @@
         </w:tc>
         <w:tc>
           <w:tcPr>
-            <w:tcW w:w="6561" w:type="dxa"/>
+            <w:tcW w:w="6562" w:type="dxa"/>
             <w:tcBorders>
               <w:top w:val="single" w:sz="2" w:space="0" w:color="CCCCCC"/>
               <w:start w:val="single" w:sz="2" w:space="0" w:color="CCCCCC"/>
@@ -2217,7 +2217,7 @@
         <w:trPr/>
         <w:tc>
           <w:tcPr>
-            <w:tcW w:w="2799" w:type="dxa"/>
+            <w:tcW w:w="2798" w:type="dxa"/>
             <w:tcBorders>
               <w:top w:val="single" w:sz="2" w:space="0" w:color="CCCCCC"/>
               <w:start w:val="single" w:sz="2" w:space="0" w:color="CCCCCC"/>
@@ -2246,7 +2246,7 @@
         </w:tc>
         <w:tc>
           <w:tcPr>
-            <w:tcW w:w="6561" w:type="dxa"/>
+            <w:tcW w:w="6562" w:type="dxa"/>
             <w:tcBorders>
               <w:top w:val="single" w:sz="2" w:space="0" w:color="CCCCCC"/>
               <w:start w:val="single" w:sz="2" w:space="0" w:color="CCCCCC"/>
@@ -2276,7 +2276,7 @@
         <w:trPr/>
         <w:tc>
           <w:tcPr>
-            <w:tcW w:w="2799" w:type="dxa"/>
+            <w:tcW w:w="2798" w:type="dxa"/>
             <w:tcBorders>
               <w:top w:val="single" w:sz="2" w:space="0" w:color="CCCCCC"/>
               <w:start w:val="single" w:sz="2" w:space="0" w:color="CCCCCC"/>
@@ -2305,7 +2305,7 @@
         </w:tc>
         <w:tc>
           <w:tcPr>
-            <w:tcW w:w="6561" w:type="dxa"/>
+            <w:tcW w:w="6562" w:type="dxa"/>
             <w:tcBorders>
               <w:top w:val="single" w:sz="2" w:space="0" w:color="CCCCCC"/>
               <w:start w:val="single" w:sz="2" w:space="0" w:color="CCCCCC"/>
@@ -2340,7 +2340,7 @@
       </w:pPr>
       <w:r>
         <w:rPr>
-          <w:rFonts w:eastAsia="Arial" w:cs="Arial" w:ascii="Arial" w:hAnsi="Arial"/>
+          <w:rFonts w:eastAsia="Arial" w:cs="Arial"/>
           <w:b/>
           <w:bCs/>
           <w:color w:val="1A1A2E"/>
@@ -2508,7 +2508,7 @@
       </w:pPr>
       <w:r>
         <w:rPr>
-          <w:rFonts w:eastAsia="Arial" w:cs="Arial" w:ascii="Arial" w:hAnsi="Arial"/>
+          <w:rFonts w:eastAsia="Arial" w:cs="Arial"/>
           <w:b/>
           <w:bCs/>
           <w:color w:val="1A1A2E"/>
@@ -2570,7 +2570,7 @@
       </w:pPr>
       <w:r>
         <w:rPr>
-          <w:rFonts w:eastAsia="Arial" w:cs="Arial" w:ascii="Arial" w:hAnsi="Arial"/>
+          <w:rFonts w:eastAsia="Arial" w:cs="Arial"/>
           <w:b/>
           <w:bCs/>
           <w:color w:val="C41E3A"/>
@@ -2621,8 +2621,8 @@
       </w:tblPr>
       <w:tblGrid>
         <w:gridCol w:w="2000"/>
-        <w:gridCol w:w="1499"/>
-        <w:gridCol w:w="1501"/>
+        <w:gridCol w:w="1498"/>
+        <w:gridCol w:w="1502"/>
         <w:gridCol w:w="1800"/>
         <w:gridCol w:w="2560"/>
       </w:tblGrid>
@@ -2660,7 +2660,7 @@
         </w:tc>
         <w:tc>
           <w:tcPr>
-            <w:tcW w:w="1499" w:type="dxa"/>
+            <w:tcW w:w="1498" w:type="dxa"/>
             <w:tcBorders>
               <w:top w:val="single" w:sz="2" w:space="0" w:color="CCCCCC"/>
               <w:start w:val="single" w:sz="2" w:space="0" w:color="CCCCCC"/>
@@ -2690,7 +2690,7 @@
         </w:tc>
         <w:tc>
           <w:tcPr>
-            <w:tcW w:w="1501" w:type="dxa"/>
+            <w:tcW w:w="1502" w:type="dxa"/>
             <w:tcBorders>
               <w:top w:val="single" w:sz="2" w:space="0" w:color="CCCCCC"/>
               <w:start w:val="single" w:sz="2" w:space="0" w:color="CCCCCC"/>
@@ -2813,7 +2813,7 @@
         </w:tc>
         <w:tc>
           <w:tcPr>
-            <w:tcW w:w="1499" w:type="dxa"/>
+            <w:tcW w:w="1498" w:type="dxa"/>
             <w:tcBorders>
               <w:top w:val="single" w:sz="2" w:space="0" w:color="CCCCCC"/>
               <w:start w:val="single" w:sz="2" w:space="0" w:color="CCCCCC"/>
@@ -2843,7 +2843,7 @@
         </w:tc>
         <w:tc>
           <w:tcPr>
-            <w:tcW w:w="1501" w:type="dxa"/>
+            <w:tcW w:w="1502" w:type="dxa"/>
             <w:tcBorders>
               <w:top w:val="single" w:sz="2" w:space="0" w:color="CCCCCC"/>
               <w:start w:val="single" w:sz="2" w:space="0" w:color="CCCCCC"/>
@@ -2966,7 +2966,7 @@
         </w:tc>
         <w:tc>
           <w:tcPr>
-            <w:tcW w:w="1499" w:type="dxa"/>
+            <w:tcW w:w="1498" w:type="dxa"/>
             <w:tcBorders>
               <w:top w:val="single" w:sz="2" w:space="0" w:color="CCCCCC"/>
               <w:start w:val="single" w:sz="2" w:space="0" w:color="CCCCCC"/>
@@ -2996,7 +2996,7 @@
         </w:tc>
         <w:tc>
           <w:tcPr>
-            <w:tcW w:w="1501" w:type="dxa"/>
+            <w:tcW w:w="1502" w:type="dxa"/>
             <w:tcBorders>
               <w:top w:val="single" w:sz="2" w:space="0" w:color="CCCCCC"/>
               <w:start w:val="single" w:sz="2" w:space="0" w:color="CCCCCC"/>
@@ -3119,7 +3119,7 @@
         </w:tc>
         <w:tc>
           <w:tcPr>
-            <w:tcW w:w="1499" w:type="dxa"/>
+            <w:tcW w:w="1498" w:type="dxa"/>
             <w:tcBorders>
               <w:top w:val="single" w:sz="2" w:space="0" w:color="CCCCCC"/>
               <w:start w:val="single" w:sz="2" w:space="0" w:color="CCCCCC"/>
@@ -3149,7 +3149,7 @@
         </w:tc>
         <w:tc>
           <w:tcPr>
-            <w:tcW w:w="1501" w:type="dxa"/>
+            <w:tcW w:w="1502" w:type="dxa"/>
             <w:tcBorders>
               <w:top w:val="single" w:sz="2" w:space="0" w:color="CCCCCC"/>
               <w:start w:val="single" w:sz="2" w:space="0" w:color="CCCCCC"/>
@@ -3272,7 +3272,7 @@
         </w:tc>
         <w:tc>
           <w:tcPr>
-            <w:tcW w:w="1499" w:type="dxa"/>
+            <w:tcW w:w="1498" w:type="dxa"/>
             <w:tcBorders>
               <w:top w:val="single" w:sz="2" w:space="0" w:color="CCCCCC"/>
               <w:start w:val="single" w:sz="2" w:space="0" w:color="CCCCCC"/>
@@ -3302,7 +3302,7 @@
         </w:tc>
         <w:tc>
           <w:tcPr>
-            <w:tcW w:w="1501" w:type="dxa"/>
+            <w:tcW w:w="1502" w:type="dxa"/>
             <w:tcBorders>
               <w:top w:val="single" w:sz="2" w:space="0" w:color="CCCCCC"/>
               <w:start w:val="single" w:sz="2" w:space="0" w:color="CCCCCC"/>
@@ -3400,7 +3400,7 @@
       </w:pPr>
       <w:r>
         <w:rPr>
-          <w:rFonts w:eastAsia="Arial" w:cs="Arial" w:ascii="Arial" w:hAnsi="Arial"/>
+          <w:rFonts w:eastAsia="Arial" w:cs="Arial"/>
           <w:b/>
           <w:bCs/>
           <w:color w:val="1A1A2E"/>
@@ -3733,7 +3733,7 @@
       </w:pPr>
       <w:r>
         <w:rPr>
-          <w:rFonts w:eastAsia="Arial" w:cs="Arial" w:ascii="Arial" w:hAnsi="Arial"/>
+          <w:rFonts w:eastAsia="Arial" w:cs="Arial"/>
           <w:b/>
           <w:bCs/>
           <w:color w:val="C41E3A"/>
@@ -3767,7 +3767,7 @@
       </w:pPr>
       <w:r>
         <w:rPr>
-          <w:rFonts w:eastAsia="Arial" w:cs="Arial" w:ascii="Arial" w:hAnsi="Arial"/>
+          <w:rFonts w:eastAsia="Arial" w:cs="Arial"/>
           <w:b/>
           <w:bCs/>
           <w:color w:val="1A1A2E"/>
@@ -3912,8 +3912,8 @@
       <w:tblGrid>
         <w:gridCol w:w="2500"/>
         <w:gridCol w:w="2000"/>
-        <w:gridCol w:w="1999"/>
-        <w:gridCol w:w="2861"/>
+        <w:gridCol w:w="1998"/>
+        <w:gridCol w:w="2862"/>
       </w:tblGrid>
       <w:tr>
         <w:trPr/>
@@ -3979,7 +3979,7 @@
         </w:tc>
         <w:tc>
           <w:tcPr>
-            <w:tcW w:w="1999" w:type="dxa"/>
+            <w:tcW w:w="1998" w:type="dxa"/>
             <w:tcBorders>
               <w:top w:val="single" w:sz="2" w:space="0" w:color="CCCCCC"/>
               <w:start w:val="single" w:sz="2" w:space="0" w:color="CCCCCC"/>
@@ -4009,7 +4009,7 @@
         </w:tc>
         <w:tc>
           <w:tcPr>
-            <w:tcW w:w="2861" w:type="dxa"/>
+            <w:tcW w:w="2862" w:type="dxa"/>
             <w:tcBorders>
               <w:top w:val="single" w:sz="2" w:space="0" w:color="CCCCCC"/>
               <w:start w:val="single" w:sz="2" w:space="0" w:color="CCCCCC"/>
@@ -4102,7 +4102,7 @@
         </w:tc>
         <w:tc>
           <w:tcPr>
-            <w:tcW w:w="1999" w:type="dxa"/>
+            <w:tcW w:w="1998" w:type="dxa"/>
             <w:tcBorders>
               <w:top w:val="single" w:sz="2" w:space="0" w:color="CCCCCC"/>
               <w:start w:val="single" w:sz="2" w:space="0" w:color="CCCCCC"/>
@@ -4132,7 +4132,7 @@
         </w:tc>
         <w:tc>
           <w:tcPr>
-            <w:tcW w:w="2861" w:type="dxa"/>
+            <w:tcW w:w="2862" w:type="dxa"/>
             <w:tcBorders>
               <w:top w:val="single" w:sz="2" w:space="0" w:color="CCCCCC"/>
               <w:start w:val="single" w:sz="2" w:space="0" w:color="CCCCCC"/>
@@ -4225,7 +4225,7 @@
         </w:tc>
         <w:tc>
           <w:tcPr>
-            <w:tcW w:w="1999" w:type="dxa"/>
+            <w:tcW w:w="1998" w:type="dxa"/>
             <w:tcBorders>
               <w:top w:val="single" w:sz="2" w:space="0" w:color="CCCCCC"/>
               <w:start w:val="single" w:sz="2" w:space="0" w:color="CCCCCC"/>
@@ -4255,7 +4255,7 @@
         </w:tc>
         <w:tc>
           <w:tcPr>
-            <w:tcW w:w="2861" w:type="dxa"/>
+            <w:tcW w:w="2862" w:type="dxa"/>
             <w:tcBorders>
               <w:top w:val="single" w:sz="2" w:space="0" w:color="CCCCCC"/>
               <w:start w:val="single" w:sz="2" w:space="0" w:color="CCCCCC"/>
@@ -4348,7 +4348,7 @@
         </w:tc>
         <w:tc>
           <w:tcPr>
-            <w:tcW w:w="1999" w:type="dxa"/>
+            <w:tcW w:w="1998" w:type="dxa"/>
             <w:tcBorders>
               <w:top w:val="single" w:sz="2" w:space="0" w:color="CCCCCC"/>
               <w:start w:val="single" w:sz="2" w:space="0" w:color="CCCCCC"/>
@@ -4378,7 +4378,7 @@
         </w:tc>
         <w:tc>
           <w:tcPr>
-            <w:tcW w:w="2861" w:type="dxa"/>
+            <w:tcW w:w="2862" w:type="dxa"/>
             <w:tcBorders>
               <w:top w:val="single" w:sz="2" w:space="0" w:color="CCCCCC"/>
               <w:start w:val="single" w:sz="2" w:space="0" w:color="CCCCCC"/>
@@ -4471,7 +4471,7 @@
         </w:tc>
         <w:tc>
           <w:tcPr>
-            <w:tcW w:w="1999" w:type="dxa"/>
+            <w:tcW w:w="1998" w:type="dxa"/>
             <w:tcBorders>
               <w:top w:val="single" w:sz="2" w:space="0" w:color="CCCCCC"/>
               <w:start w:val="single" w:sz="2" w:space="0" w:color="CCCCCC"/>
@@ -4501,7 +4501,7 @@
         </w:tc>
         <w:tc>
           <w:tcPr>
-            <w:tcW w:w="2861" w:type="dxa"/>
+            <w:tcW w:w="2862" w:type="dxa"/>
             <w:tcBorders>
               <w:top w:val="single" w:sz="2" w:space="0" w:color="CCCCCC"/>
               <w:start w:val="single" w:sz="2" w:space="0" w:color="CCCCCC"/>
@@ -4594,7 +4594,7 @@
         </w:tc>
         <w:tc>
           <w:tcPr>
-            <w:tcW w:w="1999" w:type="dxa"/>
+            <w:tcW w:w="1998" w:type="dxa"/>
             <w:tcBorders>
               <w:top w:val="single" w:sz="2" w:space="0" w:color="CCCCCC"/>
               <w:start w:val="single" w:sz="2" w:space="0" w:color="CCCCCC"/>
@@ -4624,7 +4624,7 @@
         </w:tc>
         <w:tc>
           <w:tcPr>
-            <w:tcW w:w="2861" w:type="dxa"/>
+            <w:tcW w:w="2862" w:type="dxa"/>
             <w:tcBorders>
               <w:top w:val="single" w:sz="2" w:space="0" w:color="CCCCCC"/>
               <w:start w:val="single" w:sz="2" w:space="0" w:color="CCCCCC"/>
@@ -4674,7 +4674,7 @@
       </w:pPr>
       <w:r>
         <w:rPr>
-          <w:rFonts w:eastAsia="Arial" w:cs="Arial" w:ascii="Arial" w:hAnsi="Arial"/>
+          <w:rFonts w:eastAsia="Arial" w:cs="Arial"/>
           <w:b/>
           <w:bCs/>
           <w:color w:val="C41E3A"/>
@@ -4735,7 +4735,7 @@
       </w:pPr>
       <w:r>
         <w:rPr>
-          <w:rFonts w:eastAsia="Arial" w:cs="Arial" w:ascii="Arial" w:hAnsi="Arial"/>
+          <w:rFonts w:eastAsia="Arial" w:cs="Arial"/>
           <w:b/>
           <w:bCs/>
           <w:color w:val="1A1A2E"/>
@@ -4812,7 +4812,7 @@
       </w:pPr>
       <w:r>
         <w:rPr>
-          <w:rFonts w:eastAsia="Arial" w:cs="Arial" w:ascii="Arial" w:hAnsi="Arial"/>
+          <w:rFonts w:eastAsia="Arial" w:cs="Arial"/>
           <w:b/>
           <w:bCs/>
           <w:color w:val="1A1A2E"/>
@@ -4837,8 +4837,8 @@
       </w:tblPr>
       <w:tblGrid>
         <w:gridCol w:w="1500"/>
-        <w:gridCol w:w="1999"/>
-        <w:gridCol w:w="2201"/>
+        <w:gridCol w:w="1998"/>
+        <w:gridCol w:w="2202"/>
         <w:gridCol w:w="3660"/>
       </w:tblGrid>
       <w:tr>
@@ -4874,7 +4874,7 @@
         </w:tc>
         <w:tc>
           <w:tcPr>
-            <w:tcW w:w="1999" w:type="dxa"/>
+            <w:tcW w:w="1998" w:type="dxa"/>
             <w:tcBorders>
               <w:top w:val="single" w:sz="2" w:space="0" w:color="CCCCCC"/>
               <w:start w:val="single" w:sz="2" w:space="0" w:color="CCCCCC"/>
@@ -4903,7 +4903,7 @@
         </w:tc>
         <w:tc>
           <w:tcPr>
-            <w:tcW w:w="2201" w:type="dxa"/>
+            <w:tcW w:w="2202" w:type="dxa"/>
             <w:tcBorders>
               <w:top w:val="single" w:sz="2" w:space="0" w:color="CCCCCC"/>
               <w:start w:val="single" w:sz="2" w:space="0" w:color="CCCCCC"/>
@@ -4993,7 +4993,7 @@
         </w:tc>
         <w:tc>
           <w:tcPr>
-            <w:tcW w:w="1999" w:type="dxa"/>
+            <w:tcW w:w="1998" w:type="dxa"/>
             <w:tcBorders>
               <w:top w:val="single" w:sz="2" w:space="0" w:color="CCCCCC"/>
               <w:start w:val="single" w:sz="2" w:space="0" w:color="CCCCCC"/>
@@ -5022,7 +5022,7 @@
         </w:tc>
         <w:tc>
           <w:tcPr>
-            <w:tcW w:w="2201" w:type="dxa"/>
+            <w:tcW w:w="2202" w:type="dxa"/>
             <w:tcBorders>
               <w:top w:val="single" w:sz="2" w:space="0" w:color="CCCCCC"/>
               <w:start w:val="single" w:sz="2" w:space="0" w:color="CCCCCC"/>
@@ -5112,7 +5112,7 @@
         </w:tc>
         <w:tc>
           <w:tcPr>
-            <w:tcW w:w="1999" w:type="dxa"/>
+            <w:tcW w:w="1998" w:type="dxa"/>
             <w:tcBorders>
               <w:top w:val="single" w:sz="2" w:space="0" w:color="CCCCCC"/>
               <w:start w:val="single" w:sz="2" w:space="0" w:color="CCCCCC"/>
@@ -5141,7 +5141,7 @@
         </w:tc>
         <w:tc>
           <w:tcPr>
-            <w:tcW w:w="2201" w:type="dxa"/>
+            <w:tcW w:w="2202" w:type="dxa"/>
             <w:tcBorders>
               <w:top w:val="single" w:sz="2" w:space="0" w:color="CCCCCC"/>
               <w:start w:val="single" w:sz="2" w:space="0" w:color="CCCCCC"/>
@@ -5231,7 +5231,7 @@
         </w:tc>
         <w:tc>
           <w:tcPr>
-            <w:tcW w:w="1999" w:type="dxa"/>
+            <w:tcW w:w="1998" w:type="dxa"/>
             <w:tcBorders>
               <w:top w:val="single" w:sz="2" w:space="0" w:color="CCCCCC"/>
               <w:start w:val="single" w:sz="2" w:space="0" w:color="CCCCCC"/>
@@ -5260,7 +5260,7 @@
         </w:tc>
         <w:tc>
           <w:tcPr>
-            <w:tcW w:w="2201" w:type="dxa"/>
+            <w:tcW w:w="2202" w:type="dxa"/>
             <w:tcBorders>
               <w:top w:val="single" w:sz="2" w:space="0" w:color="CCCCCC"/>
               <w:start w:val="single" w:sz="2" w:space="0" w:color="CCCCCC"/>
@@ -5350,7 +5350,7 @@
         </w:tc>
         <w:tc>
           <w:tcPr>
-            <w:tcW w:w="1999" w:type="dxa"/>
+            <w:tcW w:w="1998" w:type="dxa"/>
             <w:tcBorders>
               <w:top w:val="single" w:sz="2" w:space="0" w:color="CCCCCC"/>
               <w:start w:val="single" w:sz="2" w:space="0" w:color="CCCCCC"/>
@@ -5379,7 +5379,7 @@
         </w:tc>
         <w:tc>
           <w:tcPr>
-            <w:tcW w:w="2201" w:type="dxa"/>
+            <w:tcW w:w="2202" w:type="dxa"/>
             <w:tcBorders>
               <w:top w:val="single" w:sz="2" w:space="0" w:color="CCCCCC"/>
               <w:start w:val="single" w:sz="2" w:space="0" w:color="CCCCCC"/>
@@ -5469,7 +5469,7 @@
         </w:tc>
         <w:tc>
           <w:tcPr>
-            <w:tcW w:w="1999" w:type="dxa"/>
+            <w:tcW w:w="1998" w:type="dxa"/>
             <w:tcBorders>
               <w:top w:val="single" w:sz="2" w:space="0" w:color="CCCCCC"/>
               <w:start w:val="single" w:sz="2" w:space="0" w:color="CCCCCC"/>
@@ -5498,7 +5498,7 @@
         </w:tc>
         <w:tc>
           <w:tcPr>
-            <w:tcW w:w="2201" w:type="dxa"/>
+            <w:tcW w:w="2202" w:type="dxa"/>
             <w:tcBorders>
               <w:top w:val="single" w:sz="2" w:space="0" w:color="CCCCCC"/>
               <w:start w:val="single" w:sz="2" w:space="0" w:color="CCCCCC"/>
@@ -5602,7 +5602,7 @@
       </w:pPr>
       <w:r>
         <w:rPr>
-          <w:rFonts w:eastAsia="Arial" w:cs="Arial" w:ascii="Arial" w:hAnsi="Arial"/>
+          <w:rFonts w:eastAsia="Arial" w:cs="Arial"/>
           <w:b/>
           <w:bCs/>
           <w:color w:val="C41E3A"/>
@@ -5626,14 +5626,14 @@
         </w:tblCellMar>
       </w:tblPr>
       <w:tblGrid>
-        <w:gridCol w:w="3499"/>
-        <w:gridCol w:w="5861"/>
+        <w:gridCol w:w="3498"/>
+        <w:gridCol w:w="5862"/>
       </w:tblGrid>
       <w:tr>
         <w:trPr/>
         <w:tc>
           <w:tcPr>
-            <w:tcW w:w="3499" w:type="dxa"/>
+            <w:tcW w:w="3498" w:type="dxa"/>
             <w:tcBorders>
               <w:top w:val="single" w:sz="2" w:space="0" w:color="CCCCCC"/>
               <w:start w:val="single" w:sz="2" w:space="0" w:color="CCCCCC"/>
@@ -5662,7 +5662,7 @@
         </w:tc>
         <w:tc>
           <w:tcPr>
-            <w:tcW w:w="5861" w:type="dxa"/>
+            <w:tcW w:w="5862" w:type="dxa"/>
             <w:tcBorders>
               <w:top w:val="single" w:sz="2" w:space="0" w:color="CCCCCC"/>
               <w:start w:val="single" w:sz="2" w:space="0" w:color="CCCCCC"/>
@@ -5692,7 +5692,7 @@
         <w:trPr/>
         <w:tc>
           <w:tcPr>
-            <w:tcW w:w="3499" w:type="dxa"/>
+            <w:tcW w:w="3498" w:type="dxa"/>
             <w:tcBorders>
               <w:top w:val="single" w:sz="2" w:space="0" w:color="CCCCCC"/>
               <w:start w:val="single" w:sz="2" w:space="0" w:color="CCCCCC"/>
@@ -5721,7 +5721,7 @@
         </w:tc>
         <w:tc>
           <w:tcPr>
-            <w:tcW w:w="5861" w:type="dxa"/>
+            <w:tcW w:w="5862" w:type="dxa"/>
             <w:tcBorders>
               <w:top w:val="single" w:sz="2" w:space="0" w:color="CCCCCC"/>
               <w:start w:val="single" w:sz="2" w:space="0" w:color="CCCCCC"/>
@@ -5751,7 +5751,7 @@
         <w:trPr/>
         <w:tc>
           <w:tcPr>
-            <w:tcW w:w="3499" w:type="dxa"/>
+            <w:tcW w:w="3498" w:type="dxa"/>
             <w:tcBorders>
               <w:top w:val="single" w:sz="2" w:space="0" w:color="CCCCCC"/>
               <w:start w:val="single" w:sz="2" w:space="0" w:color="CCCCCC"/>
@@ -5780,7 +5780,7 @@
         </w:tc>
         <w:tc>
           <w:tcPr>
-            <w:tcW w:w="5861" w:type="dxa"/>
+            <w:tcW w:w="5862" w:type="dxa"/>
             <w:tcBorders>
               <w:top w:val="single" w:sz="2" w:space="0" w:color="CCCCCC"/>
               <w:start w:val="single" w:sz="2" w:space="0" w:color="CCCCCC"/>
@@ -5810,7 +5810,7 @@
         <w:trPr/>
         <w:tc>
           <w:tcPr>
-            <w:tcW w:w="3499" w:type="dxa"/>
+            <w:tcW w:w="3498" w:type="dxa"/>
             <w:tcBorders>
               <w:top w:val="single" w:sz="2" w:space="0" w:color="CCCCCC"/>
               <w:start w:val="single" w:sz="2" w:space="0" w:color="CCCCCC"/>
@@ -5839,7 +5839,7 @@
         </w:tc>
         <w:tc>
           <w:tcPr>
-            <w:tcW w:w="5861" w:type="dxa"/>
+            <w:tcW w:w="5862" w:type="dxa"/>
             <w:tcBorders>
               <w:top w:val="single" w:sz="2" w:space="0" w:color="CCCCCC"/>
               <w:start w:val="single" w:sz="2" w:space="0" w:color="CCCCCC"/>
@@ -5869,7 +5869,7 @@
         <w:trPr/>
         <w:tc>
           <w:tcPr>
-            <w:tcW w:w="3499" w:type="dxa"/>
+            <w:tcW w:w="3498" w:type="dxa"/>
             <w:tcBorders>
               <w:top w:val="single" w:sz="2" w:space="0" w:color="CCCCCC"/>
               <w:start w:val="single" w:sz="2" w:space="0" w:color="CCCCCC"/>
@@ -5898,7 +5898,7 @@
         </w:tc>
         <w:tc>
           <w:tcPr>
-            <w:tcW w:w="5861" w:type="dxa"/>
+            <w:tcW w:w="5862" w:type="dxa"/>
             <w:tcBorders>
               <w:top w:val="single" w:sz="2" w:space="0" w:color="CCCCCC"/>
               <w:start w:val="single" w:sz="2" w:space="0" w:color="CCCCCC"/>
@@ -5928,7 +5928,7 @@
         <w:trPr/>
         <w:tc>
           <w:tcPr>
-            <w:tcW w:w="3499" w:type="dxa"/>
+            <w:tcW w:w="3498" w:type="dxa"/>
             <w:tcBorders>
               <w:top w:val="single" w:sz="2" w:space="0" w:color="CCCCCC"/>
               <w:start w:val="single" w:sz="2" w:space="0" w:color="CCCCCC"/>
@@ -5957,7 +5957,7 @@
         </w:tc>
         <w:tc>
           <w:tcPr>
-            <w:tcW w:w="5861" w:type="dxa"/>
+            <w:tcW w:w="5862" w:type="dxa"/>
             <w:tcBorders>
               <w:top w:val="single" w:sz="2" w:space="0" w:color="CCCCCC"/>
               <w:start w:val="single" w:sz="2" w:space="0" w:color="CCCCCC"/>
@@ -5987,7 +5987,7 @@
         <w:trPr/>
         <w:tc>
           <w:tcPr>
-            <w:tcW w:w="3499" w:type="dxa"/>
+            <w:tcW w:w="3498" w:type="dxa"/>
             <w:tcBorders>
               <w:top w:val="single" w:sz="2" w:space="0" w:color="CCCCCC"/>
               <w:start w:val="single" w:sz="2" w:space="0" w:color="CCCCCC"/>
@@ -6016,7 +6016,7 @@
         </w:tc>
         <w:tc>
           <w:tcPr>
-            <w:tcW w:w="5861" w:type="dxa"/>
+            <w:tcW w:w="5862" w:type="dxa"/>
             <w:tcBorders>
               <w:top w:val="single" w:sz="2" w:space="0" w:color="CCCCCC"/>
               <w:start w:val="single" w:sz="2" w:space="0" w:color="CCCCCC"/>
@@ -6046,7 +6046,7 @@
         <w:trPr/>
         <w:tc>
           <w:tcPr>
-            <w:tcW w:w="3499" w:type="dxa"/>
+            <w:tcW w:w="3498" w:type="dxa"/>
             <w:tcBorders>
               <w:top w:val="single" w:sz="2" w:space="0" w:color="CCCCCC"/>
               <w:start w:val="single" w:sz="2" w:space="0" w:color="CCCCCC"/>
@@ -6075,7 +6075,7 @@
         </w:tc>
         <w:tc>
           <w:tcPr>
-            <w:tcW w:w="5861" w:type="dxa"/>
+            <w:tcW w:w="5862" w:type="dxa"/>
             <w:tcBorders>
               <w:top w:val="single" w:sz="2" w:space="0" w:color="CCCCCC"/>
               <w:start w:val="single" w:sz="2" w:space="0" w:color="CCCCCC"/>
@@ -6105,7 +6105,7 @@
         <w:trPr/>
         <w:tc>
           <w:tcPr>
-            <w:tcW w:w="3499" w:type="dxa"/>
+            <w:tcW w:w="3498" w:type="dxa"/>
             <w:tcBorders>
               <w:top w:val="single" w:sz="2" w:space="0" w:color="CCCCCC"/>
               <w:start w:val="single" w:sz="2" w:space="0" w:color="CCCCCC"/>
@@ -6134,7 +6134,7 @@
         </w:tc>
         <w:tc>
           <w:tcPr>
-            <w:tcW w:w="5861" w:type="dxa"/>
+            <w:tcW w:w="5862" w:type="dxa"/>
             <w:tcBorders>
               <w:top w:val="single" w:sz="2" w:space="0" w:color="CCCCCC"/>
               <w:start w:val="single" w:sz="2" w:space="0" w:color="CCCCCC"/>
@@ -6169,7 +6169,7 @@
       </w:pPr>
       <w:r>
         <w:rPr>
-          <w:rFonts w:eastAsia="Arial" w:cs="Arial" w:ascii="Arial" w:hAnsi="Arial"/>
+          <w:rFonts w:eastAsia="Arial" w:cs="Arial"/>
           <w:b/>
           <w:bCs/>
           <w:color w:val="1A1A2E"/>
@@ -6193,15 +6193,15 @@
         </w:tblCellMar>
       </w:tblPr>
       <w:tblGrid>
-        <w:gridCol w:w="3499"/>
-        <w:gridCol w:w="2000"/>
+        <w:gridCol w:w="3498"/>
+        <w:gridCol w:w="2001"/>
         <w:gridCol w:w="3861"/>
       </w:tblGrid>
       <w:tr>
         <w:trPr/>
         <w:tc>
           <w:tcPr>
-            <w:tcW w:w="3499" w:type="dxa"/>
+            <w:tcW w:w="3498" w:type="dxa"/>
             <w:tcBorders>
               <w:top w:val="single" w:sz="2" w:space="0" w:color="CCCCCC"/>
               <w:start w:val="single" w:sz="2" w:space="0" w:color="CCCCCC"/>
@@ -6230,7 +6230,7 @@
         </w:tc>
         <w:tc>
           <w:tcPr>
-            <w:tcW w:w="2000" w:type="dxa"/>
+            <w:tcW w:w="2001" w:type="dxa"/>
             <w:tcBorders>
               <w:top w:val="single" w:sz="2" w:space="0" w:color="CCCCCC"/>
               <w:start w:val="single" w:sz="2" w:space="0" w:color="CCCCCC"/>
@@ -6291,7 +6291,7 @@
         <w:trPr/>
         <w:tc>
           <w:tcPr>
-            <w:tcW w:w="3499" w:type="dxa"/>
+            <w:tcW w:w="3498" w:type="dxa"/>
             <w:tcBorders>
               <w:top w:val="single" w:sz="2" w:space="0" w:color="CCCCCC"/>
               <w:start w:val="single" w:sz="2" w:space="0" w:color="CCCCCC"/>
@@ -6320,7 +6320,7 @@
         </w:tc>
         <w:tc>
           <w:tcPr>
-            <w:tcW w:w="2000" w:type="dxa"/>
+            <w:tcW w:w="2001" w:type="dxa"/>
             <w:tcBorders>
               <w:top w:val="single" w:sz="2" w:space="0" w:color="CCCCCC"/>
               <w:start w:val="single" w:sz="2" w:space="0" w:color="CCCCCC"/>
@@ -6381,7 +6381,7 @@
         <w:trPr/>
         <w:tc>
           <w:tcPr>
-            <w:tcW w:w="3499" w:type="dxa"/>
+            <w:tcW w:w="3498" w:type="dxa"/>
             <w:tcBorders>
               <w:top w:val="single" w:sz="2" w:space="0" w:color="CCCCCC"/>
               <w:start w:val="single" w:sz="2" w:space="0" w:color="CCCCCC"/>
@@ -6410,7 +6410,7 @@
         </w:tc>
         <w:tc>
           <w:tcPr>
-            <w:tcW w:w="2000" w:type="dxa"/>
+            <w:tcW w:w="2001" w:type="dxa"/>
             <w:tcBorders>
               <w:top w:val="single" w:sz="2" w:space="0" w:color="CCCCCC"/>
               <w:start w:val="single" w:sz="2" w:space="0" w:color="CCCCCC"/>
@@ -6471,7 +6471,7 @@
         <w:trPr/>
         <w:tc>
           <w:tcPr>
-            <w:tcW w:w="3499" w:type="dxa"/>
+            <w:tcW w:w="3498" w:type="dxa"/>
             <w:tcBorders>
               <w:top w:val="single" w:sz="2" w:space="0" w:color="CCCCCC"/>
               <w:start w:val="single" w:sz="2" w:space="0" w:color="CCCCCC"/>
@@ -6500,7 +6500,7 @@
         </w:tc>
         <w:tc>
           <w:tcPr>
-            <w:tcW w:w="2000" w:type="dxa"/>
+            <w:tcW w:w="2001" w:type="dxa"/>
             <w:tcBorders>
               <w:top w:val="single" w:sz="2" w:space="0" w:color="CCCCCC"/>
               <w:start w:val="single" w:sz="2" w:space="0" w:color="CCCCCC"/>
@@ -6561,7 +6561,7 @@
         <w:trPr/>
         <w:tc>
           <w:tcPr>
-            <w:tcW w:w="3499" w:type="dxa"/>
+            <w:tcW w:w="3498" w:type="dxa"/>
             <w:tcBorders>
               <w:top w:val="single" w:sz="2" w:space="0" w:color="CCCCCC"/>
               <w:start w:val="single" w:sz="2" w:space="0" w:color="CCCCCC"/>
@@ -6590,7 +6590,7 @@
         </w:tc>
         <w:tc>
           <w:tcPr>
-            <w:tcW w:w="2000" w:type="dxa"/>
+            <w:tcW w:w="2001" w:type="dxa"/>
             <w:tcBorders>
               <w:top w:val="single" w:sz="2" w:space="0" w:color="CCCCCC"/>
               <w:start w:val="single" w:sz="2" w:space="0" w:color="CCCCCC"/>
@@ -6656,7 +6656,7 @@
       </w:pPr>
       <w:r>
         <w:rPr>
-          <w:rFonts w:eastAsia="Arial" w:cs="Arial" w:ascii="Arial" w:hAnsi="Arial"/>
+          <w:rFonts w:eastAsia="Arial" w:cs="Arial"/>
           <w:b/>
           <w:bCs/>
           <w:color w:val="1A1A2E"/>
@@ -6702,7 +6702,7 @@
       </w:pPr>
       <w:r>
         <w:rPr>
-          <w:rFonts w:eastAsia="Arial" w:cs="Arial" w:ascii="Arial" w:hAnsi="Arial"/>
+          <w:rFonts w:eastAsia="Arial" w:cs="Arial"/>
           <w:b/>
           <w:bCs/>
           <w:color w:val="C41E3A"/>
@@ -7434,7 +7434,7 @@
       </w:pPr>
       <w:r>
         <w:rPr>
-          <w:rFonts w:eastAsia="Arial" w:cs="Arial" w:ascii="Arial" w:hAnsi="Arial"/>
+          <w:rFonts w:eastAsia="Arial" w:cs="Arial"/>
           <w:b/>
           <w:bCs/>
           <w:color w:val="C41E3A"/>
@@ -8039,7 +8039,7 @@
       </w:pPr>
       <w:r>
         <w:rPr>
-          <w:rFonts w:eastAsia="Arial" w:cs="Arial" w:ascii="Arial" w:hAnsi="Arial"/>
+          <w:rFonts w:eastAsia="Arial" w:cs="Arial"/>
           <w:b/>
           <w:bCs/>
           <w:color w:val="C41E3A"/>
@@ -8084,7 +8084,7 @@
       </w:pPr>
       <w:r>
         <w:rPr>
-          <w:rFonts w:eastAsia="Arial" w:cs="Arial" w:ascii="Arial" w:hAnsi="Arial"/>
+          <w:rFonts w:eastAsia="Arial" w:cs="Arial"/>
           <w:b/>
           <w:bCs/>
           <w:color w:val="1A1A2E"/>
@@ -8109,9 +8109,9 @@
       </w:tblPr>
       <w:tblGrid>
         <w:gridCol w:w="2500"/>
-        <w:gridCol w:w="2299"/>
+        <w:gridCol w:w="2298"/>
         <w:gridCol w:w="2300"/>
-        <w:gridCol w:w="2261"/>
+        <w:gridCol w:w="2262"/>
       </w:tblGrid>
       <w:tr>
         <w:trPr/>
@@ -8146,7 +8146,7 @@
         </w:tc>
         <w:tc>
           <w:tcPr>
-            <w:tcW w:w="2299" w:type="dxa"/>
+            <w:tcW w:w="2298" w:type="dxa"/>
             <w:tcBorders>
               <w:top w:val="single" w:sz="2" w:space="0" w:color="CCCCCC"/>
               <w:start w:val="single" w:sz="2" w:space="0" w:color="CCCCCC"/>
@@ -8204,7 +8204,7 @@
         </w:tc>
         <w:tc>
           <w:tcPr>
-            <w:tcW w:w="2261" w:type="dxa"/>
+            <w:tcW w:w="2262" w:type="dxa"/>
             <w:tcBorders>
               <w:top w:val="single" w:sz="2" w:space="0" w:color="CCCCCC"/>
               <w:start w:val="single" w:sz="2" w:space="0" w:color="CCCCCC"/>
@@ -8265,7 +8265,7 @@
         </w:tc>
         <w:tc>
           <w:tcPr>
-            <w:tcW w:w="2299" w:type="dxa"/>
+            <w:tcW w:w="2298" w:type="dxa"/>
             <w:tcBorders>
               <w:top w:val="single" w:sz="2" w:space="0" w:color="CCCCCC"/>
               <w:start w:val="single" w:sz="2" w:space="0" w:color="CCCCCC"/>
@@ -8323,7 +8323,7 @@
         </w:tc>
         <w:tc>
           <w:tcPr>
-            <w:tcW w:w="2261" w:type="dxa"/>
+            <w:tcW w:w="2262" w:type="dxa"/>
             <w:tcBorders>
               <w:top w:val="single" w:sz="2" w:space="0" w:color="CCCCCC"/>
               <w:start w:val="single" w:sz="2" w:space="0" w:color="CCCCCC"/>
@@ -8384,7 +8384,7 @@
         </w:tc>
         <w:tc>
           <w:tcPr>
-            <w:tcW w:w="2299" w:type="dxa"/>
+            <w:tcW w:w="2298" w:type="dxa"/>
             <w:tcBorders>
               <w:top w:val="single" w:sz="2" w:space="0" w:color="CCCCCC"/>
               <w:start w:val="single" w:sz="2" w:space="0" w:color="CCCCCC"/>
@@ -8442,7 +8442,7 @@
         </w:tc>
         <w:tc>
           <w:tcPr>
-            <w:tcW w:w="2261" w:type="dxa"/>
+            <w:tcW w:w="2262" w:type="dxa"/>
             <w:tcBorders>
               <w:top w:val="single" w:sz="2" w:space="0" w:color="CCCCCC"/>
               <w:start w:val="single" w:sz="2" w:space="0" w:color="CCCCCC"/>
@@ -8503,7 +8503,7 @@
         </w:tc>
         <w:tc>
           <w:tcPr>
-            <w:tcW w:w="2299" w:type="dxa"/>
+            <w:tcW w:w="2298" w:type="dxa"/>
             <w:tcBorders>
               <w:top w:val="single" w:sz="2" w:space="0" w:color="CCCCCC"/>
               <w:start w:val="single" w:sz="2" w:space="0" w:color="CCCCCC"/>
@@ -8561,7 +8561,7 @@
         </w:tc>
         <w:tc>
           <w:tcPr>
-            <w:tcW w:w="2261" w:type="dxa"/>
+            <w:tcW w:w="2262" w:type="dxa"/>
             <w:tcBorders>
               <w:top w:val="single" w:sz="2" w:space="0" w:color="CCCCCC"/>
               <w:start w:val="single" w:sz="2" w:space="0" w:color="CCCCCC"/>
@@ -8622,7 +8622,7 @@
         </w:tc>
         <w:tc>
           <w:tcPr>
-            <w:tcW w:w="2299" w:type="dxa"/>
+            <w:tcW w:w="2298" w:type="dxa"/>
             <w:tcBorders>
               <w:top w:val="single" w:sz="2" w:space="0" w:color="CCCCCC"/>
               <w:start w:val="single" w:sz="2" w:space="0" w:color="CCCCCC"/>
@@ -8680,7 +8680,7 @@
         </w:tc>
         <w:tc>
           <w:tcPr>
-            <w:tcW w:w="2261" w:type="dxa"/>
+            <w:tcW w:w="2262" w:type="dxa"/>
             <w:tcBorders>
               <w:top w:val="single" w:sz="2" w:space="0" w:color="CCCCCC"/>
               <w:start w:val="single" w:sz="2" w:space="0" w:color="CCCCCC"/>
@@ -8741,7 +8741,7 @@
         </w:tc>
         <w:tc>
           <w:tcPr>
-            <w:tcW w:w="2299" w:type="dxa"/>
+            <w:tcW w:w="2298" w:type="dxa"/>
             <w:tcBorders>
               <w:top w:val="single" w:sz="2" w:space="0" w:color="CCCCCC"/>
               <w:start w:val="single" w:sz="2" w:space="0" w:color="CCCCCC"/>
@@ -8799,7 +8799,7 @@
         </w:tc>
         <w:tc>
           <w:tcPr>
-            <w:tcW w:w="2261" w:type="dxa"/>
+            <w:tcW w:w="2262" w:type="dxa"/>
             <w:tcBorders>
               <w:top w:val="single" w:sz="2" w:space="0" w:color="CCCCCC"/>
               <w:start w:val="single" w:sz="2" w:space="0" w:color="CCCCCC"/>
@@ -8836,7 +8836,7 @@
       </w:pPr>
       <w:r>
         <w:rPr>
-          <w:rFonts w:eastAsia="Arial" w:cs="Arial" w:ascii="Arial" w:hAnsi="Arial"/>
+          <w:rFonts w:eastAsia="Arial" w:cs="Arial"/>
           <w:b/>
           <w:bCs/>
           <w:color w:val="1A1A2E"/>
@@ -8975,7 +8975,7 @@
       </w:pPr>
       <w:r>
         <w:rPr>
-          <w:rFonts w:eastAsia="Arial" w:cs="Arial" w:ascii="Arial" w:hAnsi="Arial"/>
+          <w:rFonts w:eastAsia="Arial" w:cs="Arial"/>
           <w:b/>
           <w:bCs/>
           <w:color w:val="C41E3A"/>
@@ -8999,15 +8999,15 @@
         </w:tblCellMar>
       </w:tblPr>
       <w:tblGrid>
-        <w:gridCol w:w="1799"/>
-        <w:gridCol w:w="2001"/>
+        <w:gridCol w:w="1798"/>
+        <w:gridCol w:w="2002"/>
         <w:gridCol w:w="5560"/>
       </w:tblGrid>
       <w:tr>
         <w:trPr/>
         <w:tc>
           <w:tcPr>
-            <w:tcW w:w="1799" w:type="dxa"/>
+            <w:tcW w:w="1798" w:type="dxa"/>
             <w:tcBorders>
               <w:top w:val="single" w:sz="2" w:space="0" w:color="CCCCCC"/>
               <w:start w:val="single" w:sz="2" w:space="0" w:color="CCCCCC"/>
@@ -9036,7 +9036,7 @@
         </w:tc>
         <w:tc>
           <w:tcPr>
-            <w:tcW w:w="2001" w:type="dxa"/>
+            <w:tcW w:w="2002" w:type="dxa"/>
             <w:tcBorders>
               <w:top w:val="single" w:sz="2" w:space="0" w:color="CCCCCC"/>
               <w:start w:val="single" w:sz="2" w:space="0" w:color="CCCCCC"/>
@@ -9097,7 +9097,7 @@
         <w:trPr/>
         <w:tc>
           <w:tcPr>
-            <w:tcW w:w="1799" w:type="dxa"/>
+            <w:tcW w:w="1798" w:type="dxa"/>
             <w:tcBorders>
               <w:top w:val="single" w:sz="2" w:space="0" w:color="CCCCCC"/>
               <w:start w:val="single" w:sz="2" w:space="0" w:color="CCCCCC"/>
@@ -9126,7 +9126,7 @@
         </w:tc>
         <w:tc>
           <w:tcPr>
-            <w:tcW w:w="2001" w:type="dxa"/>
+            <w:tcW w:w="2002" w:type="dxa"/>
             <w:tcBorders>
               <w:top w:val="single" w:sz="2" w:space="0" w:color="CCCCCC"/>
               <w:start w:val="single" w:sz="2" w:space="0" w:color="CCCCCC"/>
@@ -9187,7 +9187,7 @@
         <w:trPr/>
         <w:tc>
           <w:tcPr>
-            <w:tcW w:w="1799" w:type="dxa"/>
+            <w:tcW w:w="1798" w:type="dxa"/>
             <w:tcBorders>
               <w:top w:val="single" w:sz="2" w:space="0" w:color="CCCCCC"/>
               <w:start w:val="single" w:sz="2" w:space="0" w:color="CCCCCC"/>
@@ -9216,7 +9216,7 @@
         </w:tc>
         <w:tc>
           <w:tcPr>
-            <w:tcW w:w="2001" w:type="dxa"/>
+            <w:tcW w:w="2002" w:type="dxa"/>
             <w:tcBorders>
               <w:top w:val="single" w:sz="2" w:space="0" w:color="CCCCCC"/>
               <w:start w:val="single" w:sz="2" w:space="0" w:color="CCCCCC"/>
@@ -9277,7 +9277,7 @@
         <w:trPr/>
         <w:tc>
           <w:tcPr>
-            <w:tcW w:w="1799" w:type="dxa"/>
+            <w:tcW w:w="1798" w:type="dxa"/>
             <w:tcBorders>
               <w:top w:val="single" w:sz="2" w:space="0" w:color="CCCCCC"/>
               <w:start w:val="single" w:sz="2" w:space="0" w:color="CCCCCC"/>
@@ -9306,7 +9306,7 @@
         </w:tc>
         <w:tc>
           <w:tcPr>
-            <w:tcW w:w="2001" w:type="dxa"/>
+            <w:tcW w:w="2002" w:type="dxa"/>
             <w:tcBorders>
               <w:top w:val="single" w:sz="2" w:space="0" w:color="CCCCCC"/>
               <w:start w:val="single" w:sz="2" w:space="0" w:color="CCCCCC"/>
@@ -9367,7 +9367,7 @@
         <w:trPr/>
         <w:tc>
           <w:tcPr>
-            <w:tcW w:w="1799" w:type="dxa"/>
+            <w:tcW w:w="1798" w:type="dxa"/>
             <w:tcBorders>
               <w:top w:val="single" w:sz="2" w:space="0" w:color="CCCCCC"/>
               <w:start w:val="single" w:sz="2" w:space="0" w:color="CCCCCC"/>
@@ -9396,7 +9396,7 @@
         </w:tc>
         <w:tc>
           <w:tcPr>
-            <w:tcW w:w="2001" w:type="dxa"/>
+            <w:tcW w:w="2002" w:type="dxa"/>
             <w:tcBorders>
               <w:top w:val="single" w:sz="2" w:space="0" w:color="CCCCCC"/>
               <w:start w:val="single" w:sz="2" w:space="0" w:color="CCCCCC"/>
@@ -9457,7 +9457,7 @@
         <w:trPr/>
         <w:tc>
           <w:tcPr>
-            <w:tcW w:w="1799" w:type="dxa"/>
+            <w:tcW w:w="1798" w:type="dxa"/>
             <w:tcBorders>
               <w:top w:val="single" w:sz="2" w:space="0" w:color="CCCCCC"/>
               <w:start w:val="single" w:sz="2" w:space="0" w:color="CCCCCC"/>
@@ -9486,7 +9486,7 @@
         </w:tc>
         <w:tc>
           <w:tcPr>
-            <w:tcW w:w="2001" w:type="dxa"/>
+            <w:tcW w:w="2002" w:type="dxa"/>
             <w:tcBorders>
               <w:top w:val="single" w:sz="2" w:space="0" w:color="CCCCCC"/>
               <w:start w:val="single" w:sz="2" w:space="0" w:color="CCCCCC"/>
@@ -9547,7 +9547,7 @@
         <w:trPr/>
         <w:tc>
           <w:tcPr>
-            <w:tcW w:w="1799" w:type="dxa"/>
+            <w:tcW w:w="1798" w:type="dxa"/>
             <w:tcBorders>
               <w:top w:val="single" w:sz="2" w:space="0" w:color="CCCCCC"/>
               <w:start w:val="single" w:sz="2" w:space="0" w:color="CCCCCC"/>
@@ -9576,7 +9576,7 @@
         </w:tc>
         <w:tc>
           <w:tcPr>
-            <w:tcW w:w="2001" w:type="dxa"/>
+            <w:tcW w:w="2002" w:type="dxa"/>
             <w:tcBorders>
               <w:top w:val="single" w:sz="2" w:space="0" w:color="CCCCCC"/>
               <w:start w:val="single" w:sz="2" w:space="0" w:color="CCCCCC"/>
@@ -9654,7 +9654,7 @@
       </w:pPr>
       <w:r>
         <w:rPr>
-          <w:rFonts w:eastAsia="Arial" w:cs="Arial" w:ascii="Arial" w:hAnsi="Arial"/>
+          <w:rFonts w:eastAsia="Arial" w:cs="Arial"/>
           <w:b/>
           <w:bCs/>
           <w:color w:val="C41E3A"/>
@@ -10606,6 +10606,7 @@
     <w:qFormat/>
     <w:pPr>
       <w:widowControl/>
+      <w:suppressAutoHyphens w:val="true"/>
       <w:bidi w:val="0"/>
       <w:spacing w:before="0" w:after="0"/>
       <w:jc w:val="start"/>
@@ -10621,7 +10622,7 @@
   </w:style>
   <w:style w:type="paragraph" w:styleId="Heading1">
     <w:name w:val="heading 1"/>
-    <w:basedOn w:val="berschrift"/>
+    <w:basedOn w:val="berschriftuser"/>
     <w:qFormat/>
     <w:pPr>
       <w:spacing w:before="360" w:after="200"/>
@@ -10638,7 +10639,7 @@
   </w:style>
   <w:style w:type="paragraph" w:styleId="Heading2">
     <w:name w:val="heading 2"/>
-    <w:basedOn w:val="berschrift"/>
+    <w:basedOn w:val="berschriftuser"/>
     <w:qFormat/>
     <w:pPr>
       <w:spacing w:before="240" w:after="160"/>
@@ -10655,7 +10656,7 @@
   </w:style>
   <w:style w:type="paragraph" w:styleId="Heading3">
     <w:name w:val="heading 3"/>
-    <w:basedOn w:val="berschrift"/>
+    <w:basedOn w:val="berschriftuser"/>
     <w:qFormat/>
     <w:pPr/>
     <w:rPr>
@@ -10666,7 +10667,7 @@
   </w:style>
   <w:style w:type="paragraph" w:styleId="Heading4">
     <w:name w:val="heading 4"/>
-    <w:basedOn w:val="berschrift"/>
+    <w:basedOn w:val="berschriftuser"/>
     <w:qFormat/>
     <w:pPr/>
     <w:rPr>
@@ -10677,7 +10678,7 @@
   </w:style>
   <w:style w:type="paragraph" w:styleId="Heading5">
     <w:name w:val="heading 5"/>
-    <w:basedOn w:val="berschrift"/>
+    <w:basedOn w:val="berschriftuser"/>
     <w:qFormat/>
     <w:pPr/>
     <w:rPr>
@@ -10686,7 +10687,7 @@
   </w:style>
   <w:style w:type="paragraph" w:styleId="Heading6">
     <w:name w:val="heading 6"/>
-    <w:basedOn w:val="berschrift"/>
+    <w:basedOn w:val="berschriftuser"/>
     <w:qFormat/>
     <w:pPr/>
     <w:rPr>
@@ -10702,11 +10703,18 @@
       <w:u w:val="single"/>
     </w:rPr>
   </w:style>
-  <w:style w:type="character" w:styleId="Funotenzeichen">
-    <w:name w:val="Fußnotenzeichen"/>
+  <w:style w:type="character" w:styleId="Funotenzeichenuser">
+    <w:name w:val="Fußnotenzeichen (user)"/>
     <w:uiPriority w:val="99"/>
     <w:semiHidden/>
     <w:unhideWhenUsed/>
+    <w:qFormat/>
+    <w:rPr>
+      <w:vertAlign w:val="superscript"/>
+    </w:rPr>
+  </w:style>
+  <w:style w:type="character" w:styleId="Funotenzeichen">
+    <w:name w:val="Fußnotenzeichen"/>
     <w:qFormat/>
     <w:rPr>
       <w:vertAlign w:val="superscript"/>
@@ -10787,9 +10795,35 @@
       <w:rFonts w:cs="Arial"/>
     </w:rPr>
   </w:style>
+  <w:style w:type="paragraph" w:styleId="berschriftuser">
+    <w:name w:val="Überschrift (user)"/>
+    <w:basedOn w:val="Normal"/>
+    <w:next w:val="BodyText"/>
+    <w:qFormat/>
+    <w:pPr>
+      <w:keepNext w:val="true"/>
+      <w:spacing w:before="240" w:after="120"/>
+    </w:pPr>
+    <w:rPr>
+      <w:rFonts w:ascii="Liberation Sans" w:hAnsi="Liberation Sans" w:eastAsia="Microsoft YaHei" w:cs="Arial"/>
+      <w:sz w:val="28"/>
+      <w:szCs w:val="28"/>
+    </w:rPr>
+  </w:style>
+  <w:style w:type="paragraph" w:styleId="Verzeichnisuser">
+    <w:name w:val="Verzeichnis (user)"/>
+    <w:basedOn w:val="Normal"/>
+    <w:qFormat/>
+    <w:pPr>
+      <w:suppressLineNumbers/>
+    </w:pPr>
+    <w:rPr>
+      <w:rFonts w:cs="Arial"/>
+    </w:rPr>
+  </w:style>
   <w:style w:type="paragraph" w:styleId="Title">
     <w:name w:val="Title"/>
-    <w:basedOn w:val="berschrift"/>
+    <w:basedOn w:val="berschriftuser"/>
     <w:qFormat/>
     <w:pPr/>
     <w:rPr>
@@ -10802,6 +10836,7 @@
     <w:qFormat/>
     <w:pPr>
       <w:widowControl/>
+      <w:suppressAutoHyphens w:val="true"/>
       <w:bidi w:val="0"/>
       <w:spacing w:before="0" w:after="0"/>
       <w:jc w:val="start"/>
@@ -10822,6 +10857,7 @@
     <w:qFormat/>
     <w:pPr>
       <w:widowControl/>
+      <w:suppressAutoHyphens w:val="true"/>
       <w:bidi w:val="0"/>
       <w:spacing w:before="0" w:after="0"/>
       <w:jc w:val="start"/>
@@ -10850,6 +10886,13 @@
       <w:szCs w:val="20"/>
     </w:rPr>
   </w:style>
+  <w:style w:type="paragraph" w:styleId="Kopf-Fuzeileuser">
+    <w:name w:val="Kopf-/Fußzeile (user)"/>
+    <w:basedOn w:val="Normal"/>
+    <w:qFormat/>
+    <w:pPr/>
+    <w:rPr/>
+  </w:style>
   <w:style w:type="paragraph" w:styleId="Kopf-Fuzeile">
     <w:name w:val="Kopf-/Fußzeile"/>
     <w:basedOn w:val="Normal"/>
@@ -10859,13 +10902,13 @@
   </w:style>
   <w:style w:type="paragraph" w:styleId="Header">
     <w:name w:val="header"/>
-    <w:basedOn w:val="Kopf-Fuzeile"/>
+    <w:basedOn w:val="Kopf-Fuzeileuser"/>
     <w:pPr/>
     <w:rPr/>
   </w:style>
   <w:style w:type="paragraph" w:styleId="Footer">
     <w:name w:val="footer"/>
-    <w:basedOn w:val="Kopf-Fuzeile"/>
+    <w:basedOn w:val="Kopf-Fuzeileuser"/>
     <w:pPr/>
     <w:rPr/>
   </w:style>

--- a/HellBurn_Whitepaper_v3.0_EN.docx
+++ b/HellBurn_Whitepaper_v3.0_EN.docx
@@ -574,14 +574,14 @@
         </w:tblCellMar>
       </w:tblPr>
       <w:tblGrid>
-        <w:gridCol w:w="3498"/>
-        <w:gridCol w:w="5862"/>
+        <w:gridCol w:w="3497"/>
+        <w:gridCol w:w="5863"/>
       </w:tblGrid>
       <w:tr>
         <w:trPr/>
         <w:tc>
           <w:tcPr>
-            <w:tcW w:w="3498" w:type="dxa"/>
+            <w:tcW w:w="3497" w:type="dxa"/>
             <w:tcBorders>
               <w:top w:val="single" w:sz="2" w:space="0" w:color="CCCCCC"/>
               <w:start w:val="single" w:sz="2" w:space="0" w:color="CCCCCC"/>
@@ -610,7 +610,7 @@
         </w:tc>
         <w:tc>
           <w:tcPr>
-            <w:tcW w:w="5862" w:type="dxa"/>
+            <w:tcW w:w="5863" w:type="dxa"/>
             <w:tcBorders>
               <w:top w:val="single" w:sz="2" w:space="0" w:color="CCCCCC"/>
               <w:start w:val="single" w:sz="2" w:space="0" w:color="CCCCCC"/>
@@ -640,7 +640,7 @@
         <w:trPr/>
         <w:tc>
           <w:tcPr>
-            <w:tcW w:w="3498" w:type="dxa"/>
+            <w:tcW w:w="3497" w:type="dxa"/>
             <w:tcBorders>
               <w:top w:val="single" w:sz="2" w:space="0" w:color="CCCCCC"/>
               <w:start w:val="single" w:sz="2" w:space="0" w:color="CCCCCC"/>
@@ -669,7 +669,7 @@
         </w:tc>
         <w:tc>
           <w:tcPr>
-            <w:tcW w:w="5862" w:type="dxa"/>
+            <w:tcW w:w="5863" w:type="dxa"/>
             <w:tcBorders>
               <w:top w:val="single" w:sz="2" w:space="0" w:color="CCCCCC"/>
               <w:start w:val="single" w:sz="2" w:space="0" w:color="CCCCCC"/>
@@ -699,7 +699,7 @@
         <w:trPr/>
         <w:tc>
           <w:tcPr>
-            <w:tcW w:w="3498" w:type="dxa"/>
+            <w:tcW w:w="3497" w:type="dxa"/>
             <w:tcBorders>
               <w:top w:val="single" w:sz="2" w:space="0" w:color="CCCCCC"/>
               <w:start w:val="single" w:sz="2" w:space="0" w:color="CCCCCC"/>
@@ -728,7 +728,7 @@
         </w:tc>
         <w:tc>
           <w:tcPr>
-            <w:tcW w:w="5862" w:type="dxa"/>
+            <w:tcW w:w="5863" w:type="dxa"/>
             <w:tcBorders>
               <w:top w:val="single" w:sz="2" w:space="0" w:color="CCCCCC"/>
               <w:start w:val="single" w:sz="2" w:space="0" w:color="CCCCCC"/>
@@ -758,7 +758,7 @@
         <w:trPr/>
         <w:tc>
           <w:tcPr>
-            <w:tcW w:w="3498" w:type="dxa"/>
+            <w:tcW w:w="3497" w:type="dxa"/>
             <w:tcBorders>
               <w:top w:val="single" w:sz="2" w:space="0" w:color="CCCCCC"/>
               <w:start w:val="single" w:sz="2" w:space="0" w:color="CCCCCC"/>
@@ -787,7 +787,7 @@
         </w:tc>
         <w:tc>
           <w:tcPr>
-            <w:tcW w:w="5862" w:type="dxa"/>
+            <w:tcW w:w="5863" w:type="dxa"/>
             <w:tcBorders>
               <w:top w:val="single" w:sz="2" w:space="0" w:color="CCCCCC"/>
               <w:start w:val="single" w:sz="2" w:space="0" w:color="CCCCCC"/>
@@ -817,7 +817,7 @@
         <w:trPr/>
         <w:tc>
           <w:tcPr>
-            <w:tcW w:w="3498" w:type="dxa"/>
+            <w:tcW w:w="3497" w:type="dxa"/>
             <w:tcBorders>
               <w:top w:val="single" w:sz="2" w:space="0" w:color="CCCCCC"/>
               <w:start w:val="single" w:sz="2" w:space="0" w:color="CCCCCC"/>
@@ -846,7 +846,7 @@
         </w:tc>
         <w:tc>
           <w:tcPr>
-            <w:tcW w:w="5862" w:type="dxa"/>
+            <w:tcW w:w="5863" w:type="dxa"/>
             <w:tcBorders>
               <w:top w:val="single" w:sz="2" w:space="0" w:color="CCCCCC"/>
               <w:start w:val="single" w:sz="2" w:space="0" w:color="CCCCCC"/>
@@ -876,7 +876,7 @@
         <w:trPr/>
         <w:tc>
           <w:tcPr>
-            <w:tcW w:w="3498" w:type="dxa"/>
+            <w:tcW w:w="3497" w:type="dxa"/>
             <w:tcBorders>
               <w:top w:val="single" w:sz="2" w:space="0" w:color="CCCCCC"/>
               <w:start w:val="single" w:sz="2" w:space="0" w:color="CCCCCC"/>
@@ -905,7 +905,7 @@
         </w:tc>
         <w:tc>
           <w:tcPr>
-            <w:tcW w:w="5862" w:type="dxa"/>
+            <w:tcW w:w="5863" w:type="dxa"/>
             <w:tcBorders>
               <w:top w:val="single" w:sz="2" w:space="0" w:color="CCCCCC"/>
               <w:start w:val="single" w:sz="2" w:space="0" w:color="CCCCCC"/>
@@ -935,7 +935,7 @@
         <w:trPr/>
         <w:tc>
           <w:tcPr>
-            <w:tcW w:w="3498" w:type="dxa"/>
+            <w:tcW w:w="3497" w:type="dxa"/>
             <w:tcBorders>
               <w:top w:val="single" w:sz="2" w:space="0" w:color="CCCCCC"/>
               <w:start w:val="single" w:sz="2" w:space="0" w:color="CCCCCC"/>
@@ -964,7 +964,7 @@
         </w:tc>
         <w:tc>
           <w:tcPr>
-            <w:tcW w:w="5862" w:type="dxa"/>
+            <w:tcW w:w="5863" w:type="dxa"/>
             <w:tcBorders>
               <w:top w:val="single" w:sz="2" w:space="0" w:color="CCCCCC"/>
               <w:start w:val="single" w:sz="2" w:space="0" w:color="CCCCCC"/>
@@ -994,7 +994,7 @@
         <w:trPr/>
         <w:tc>
           <w:tcPr>
-            <w:tcW w:w="3498" w:type="dxa"/>
+            <w:tcW w:w="3497" w:type="dxa"/>
             <w:tcBorders>
               <w:top w:val="single" w:sz="2" w:space="0" w:color="CCCCCC"/>
               <w:start w:val="single" w:sz="2" w:space="0" w:color="CCCCCC"/>
@@ -1023,7 +1023,7 @@
         </w:tc>
         <w:tc>
           <w:tcPr>
-            <w:tcW w:w="5862" w:type="dxa"/>
+            <w:tcW w:w="5863" w:type="dxa"/>
             <w:tcBorders>
               <w:top w:val="single" w:sz="2" w:space="0" w:color="CCCCCC"/>
               <w:start w:val="single" w:sz="2" w:space="0" w:color="CCCCCC"/>
@@ -1053,7 +1053,7 @@
         <w:trPr/>
         <w:tc>
           <w:tcPr>
-            <w:tcW w:w="3498" w:type="dxa"/>
+            <w:tcW w:w="3497" w:type="dxa"/>
             <w:tcBorders>
               <w:top w:val="single" w:sz="2" w:space="0" w:color="CCCCCC"/>
               <w:start w:val="single" w:sz="2" w:space="0" w:color="CCCCCC"/>
@@ -1082,7 +1082,7 @@
         </w:tc>
         <w:tc>
           <w:tcPr>
-            <w:tcW w:w="5862" w:type="dxa"/>
+            <w:tcW w:w="5863" w:type="dxa"/>
             <w:tcBorders>
               <w:top w:val="single" w:sz="2" w:space="0" w:color="CCCCCC"/>
               <w:start w:val="single" w:sz="2" w:space="0" w:color="CCCCCC"/>
@@ -1970,14 +1970,14 @@
         </w:tblCellMar>
       </w:tblPr>
       <w:tblGrid>
-        <w:gridCol w:w="2798"/>
-        <w:gridCol w:w="6562"/>
+        <w:gridCol w:w="2797"/>
+        <w:gridCol w:w="6563"/>
       </w:tblGrid>
       <w:tr>
         <w:trPr/>
         <w:tc>
           <w:tcPr>
-            <w:tcW w:w="2798" w:type="dxa"/>
+            <w:tcW w:w="2797" w:type="dxa"/>
             <w:tcBorders>
               <w:top w:val="single" w:sz="2" w:space="0" w:color="CCCCCC"/>
               <w:start w:val="single" w:sz="2" w:space="0" w:color="CCCCCC"/>
@@ -2007,7 +2007,7 @@
         </w:tc>
         <w:tc>
           <w:tcPr>
-            <w:tcW w:w="6562" w:type="dxa"/>
+            <w:tcW w:w="6563" w:type="dxa"/>
             <w:tcBorders>
               <w:top w:val="single" w:sz="2" w:space="0" w:color="CCCCCC"/>
               <w:start w:val="single" w:sz="2" w:space="0" w:color="CCCCCC"/>
@@ -2040,7 +2040,7 @@
         <w:trPr/>
         <w:tc>
           <w:tcPr>
-            <w:tcW w:w="2798" w:type="dxa"/>
+            <w:tcW w:w="2797" w:type="dxa"/>
             <w:tcBorders>
               <w:top w:val="single" w:sz="2" w:space="0" w:color="CCCCCC"/>
               <w:start w:val="single" w:sz="2" w:space="0" w:color="CCCCCC"/>
@@ -2069,7 +2069,7 @@
         </w:tc>
         <w:tc>
           <w:tcPr>
-            <w:tcW w:w="6562" w:type="dxa"/>
+            <w:tcW w:w="6563" w:type="dxa"/>
             <w:tcBorders>
               <w:top w:val="single" w:sz="2" w:space="0" w:color="CCCCCC"/>
               <w:start w:val="single" w:sz="2" w:space="0" w:color="CCCCCC"/>
@@ -2099,7 +2099,7 @@
         <w:trPr/>
         <w:tc>
           <w:tcPr>
-            <w:tcW w:w="2798" w:type="dxa"/>
+            <w:tcW w:w="2797" w:type="dxa"/>
             <w:tcBorders>
               <w:top w:val="single" w:sz="2" w:space="0" w:color="CCCCCC"/>
               <w:start w:val="single" w:sz="2" w:space="0" w:color="CCCCCC"/>
@@ -2128,7 +2128,7 @@
         </w:tc>
         <w:tc>
           <w:tcPr>
-            <w:tcW w:w="6562" w:type="dxa"/>
+            <w:tcW w:w="6563" w:type="dxa"/>
             <w:tcBorders>
               <w:top w:val="single" w:sz="2" w:space="0" w:color="CCCCCC"/>
               <w:start w:val="single" w:sz="2" w:space="0" w:color="CCCCCC"/>
@@ -2158,7 +2158,7 @@
         <w:trPr/>
         <w:tc>
           <w:tcPr>
-            <w:tcW w:w="2798" w:type="dxa"/>
+            <w:tcW w:w="2797" w:type="dxa"/>
             <w:tcBorders>
               <w:top w:val="single" w:sz="2" w:space="0" w:color="CCCCCC"/>
               <w:start w:val="single" w:sz="2" w:space="0" w:color="CCCCCC"/>
@@ -2187,7 +2187,7 @@
         </w:tc>
         <w:tc>
           <w:tcPr>
-            <w:tcW w:w="6562" w:type="dxa"/>
+            <w:tcW w:w="6563" w:type="dxa"/>
             <w:tcBorders>
               <w:top w:val="single" w:sz="2" w:space="0" w:color="CCCCCC"/>
               <w:start w:val="single" w:sz="2" w:space="0" w:color="CCCCCC"/>
@@ -2217,7 +2217,7 @@
         <w:trPr/>
         <w:tc>
           <w:tcPr>
-            <w:tcW w:w="2798" w:type="dxa"/>
+            <w:tcW w:w="2797" w:type="dxa"/>
             <w:tcBorders>
               <w:top w:val="single" w:sz="2" w:space="0" w:color="CCCCCC"/>
               <w:start w:val="single" w:sz="2" w:space="0" w:color="CCCCCC"/>
@@ -2246,7 +2246,7 @@
         </w:tc>
         <w:tc>
           <w:tcPr>
-            <w:tcW w:w="6562" w:type="dxa"/>
+            <w:tcW w:w="6563" w:type="dxa"/>
             <w:tcBorders>
               <w:top w:val="single" w:sz="2" w:space="0" w:color="CCCCCC"/>
               <w:start w:val="single" w:sz="2" w:space="0" w:color="CCCCCC"/>
@@ -2276,7 +2276,7 @@
         <w:trPr/>
         <w:tc>
           <w:tcPr>
-            <w:tcW w:w="2798" w:type="dxa"/>
+            <w:tcW w:w="2797" w:type="dxa"/>
             <w:tcBorders>
               <w:top w:val="single" w:sz="2" w:space="0" w:color="CCCCCC"/>
               <w:start w:val="single" w:sz="2" w:space="0" w:color="CCCCCC"/>
@@ -2305,7 +2305,7 @@
         </w:tc>
         <w:tc>
           <w:tcPr>
-            <w:tcW w:w="6562" w:type="dxa"/>
+            <w:tcW w:w="6563" w:type="dxa"/>
             <w:tcBorders>
               <w:top w:val="single" w:sz="2" w:space="0" w:color="CCCCCC"/>
               <w:start w:val="single" w:sz="2" w:space="0" w:color="CCCCCC"/>
@@ -2531,7 +2531,7 @@
           <w:sz w:val="21"/>
           <w:szCs w:val="21"/>
         </w:rPr>
-        <w:t>After the contract creates the base LP, anyone (including the founder) can add additional liquidity to the same Uniswap V3 pool as a separate position. This is fully transparent on Etherscan — the community can see exactly who added what. The founder plans to add personal ETH as additional liquidity, visible as a separate LP position from the contract-created one.</w:t>
+        <w:t xml:space="preserve">After the contract creates the base LP, anyone (including the founder) can add additional liquidity to the same Uniswap V3 pool as a separate position. This is fully transparent on Etherscan — the community can see exactly who added what. </w:t>
       </w:r>
     </w:p>
     <w:p>
@@ -2621,8 +2621,8 @@
       </w:tblPr>
       <w:tblGrid>
         <w:gridCol w:w="2000"/>
-        <w:gridCol w:w="1498"/>
-        <w:gridCol w:w="1502"/>
+        <w:gridCol w:w="1497"/>
+        <w:gridCol w:w="1503"/>
         <w:gridCol w:w="1800"/>
         <w:gridCol w:w="2560"/>
       </w:tblGrid>
@@ -2660,7 +2660,7 @@
         </w:tc>
         <w:tc>
           <w:tcPr>
-            <w:tcW w:w="1498" w:type="dxa"/>
+            <w:tcW w:w="1497" w:type="dxa"/>
             <w:tcBorders>
               <w:top w:val="single" w:sz="2" w:space="0" w:color="CCCCCC"/>
               <w:start w:val="single" w:sz="2" w:space="0" w:color="CCCCCC"/>
@@ -2690,7 +2690,7 @@
         </w:tc>
         <w:tc>
           <w:tcPr>
-            <w:tcW w:w="1502" w:type="dxa"/>
+            <w:tcW w:w="1503" w:type="dxa"/>
             <w:tcBorders>
               <w:top w:val="single" w:sz="2" w:space="0" w:color="CCCCCC"/>
               <w:start w:val="single" w:sz="2" w:space="0" w:color="CCCCCC"/>
@@ -2813,7 +2813,7 @@
         </w:tc>
         <w:tc>
           <w:tcPr>
-            <w:tcW w:w="1498" w:type="dxa"/>
+            <w:tcW w:w="1497" w:type="dxa"/>
             <w:tcBorders>
               <w:top w:val="single" w:sz="2" w:space="0" w:color="CCCCCC"/>
               <w:start w:val="single" w:sz="2" w:space="0" w:color="CCCCCC"/>
@@ -2843,7 +2843,7 @@
         </w:tc>
         <w:tc>
           <w:tcPr>
-            <w:tcW w:w="1502" w:type="dxa"/>
+            <w:tcW w:w="1503" w:type="dxa"/>
             <w:tcBorders>
               <w:top w:val="single" w:sz="2" w:space="0" w:color="CCCCCC"/>
               <w:start w:val="single" w:sz="2" w:space="0" w:color="CCCCCC"/>
@@ -2966,7 +2966,7 @@
         </w:tc>
         <w:tc>
           <w:tcPr>
-            <w:tcW w:w="1498" w:type="dxa"/>
+            <w:tcW w:w="1497" w:type="dxa"/>
             <w:tcBorders>
               <w:top w:val="single" w:sz="2" w:space="0" w:color="CCCCCC"/>
               <w:start w:val="single" w:sz="2" w:space="0" w:color="CCCCCC"/>
@@ -2996,7 +2996,7 @@
         </w:tc>
         <w:tc>
           <w:tcPr>
-            <w:tcW w:w="1502" w:type="dxa"/>
+            <w:tcW w:w="1503" w:type="dxa"/>
             <w:tcBorders>
               <w:top w:val="single" w:sz="2" w:space="0" w:color="CCCCCC"/>
               <w:start w:val="single" w:sz="2" w:space="0" w:color="CCCCCC"/>
@@ -3119,7 +3119,7 @@
         </w:tc>
         <w:tc>
           <w:tcPr>
-            <w:tcW w:w="1498" w:type="dxa"/>
+            <w:tcW w:w="1497" w:type="dxa"/>
             <w:tcBorders>
               <w:top w:val="single" w:sz="2" w:space="0" w:color="CCCCCC"/>
               <w:start w:val="single" w:sz="2" w:space="0" w:color="CCCCCC"/>
@@ -3149,7 +3149,7 @@
         </w:tc>
         <w:tc>
           <w:tcPr>
-            <w:tcW w:w="1502" w:type="dxa"/>
+            <w:tcW w:w="1503" w:type="dxa"/>
             <w:tcBorders>
               <w:top w:val="single" w:sz="2" w:space="0" w:color="CCCCCC"/>
               <w:start w:val="single" w:sz="2" w:space="0" w:color="CCCCCC"/>
@@ -3272,7 +3272,7 @@
         </w:tc>
         <w:tc>
           <w:tcPr>
-            <w:tcW w:w="1498" w:type="dxa"/>
+            <w:tcW w:w="1497" w:type="dxa"/>
             <w:tcBorders>
               <w:top w:val="single" w:sz="2" w:space="0" w:color="CCCCCC"/>
               <w:start w:val="single" w:sz="2" w:space="0" w:color="CCCCCC"/>
@@ -3302,7 +3302,7 @@
         </w:tc>
         <w:tc>
           <w:tcPr>
-            <w:tcW w:w="1502" w:type="dxa"/>
+            <w:tcW w:w="1503" w:type="dxa"/>
             <w:tcBorders>
               <w:top w:val="single" w:sz="2" w:space="0" w:color="CCCCCC"/>
               <w:start w:val="single" w:sz="2" w:space="0" w:color="CCCCCC"/>
@@ -3912,8 +3912,8 @@
       <w:tblGrid>
         <w:gridCol w:w="2500"/>
         <w:gridCol w:w="2000"/>
-        <w:gridCol w:w="1998"/>
-        <w:gridCol w:w="2862"/>
+        <w:gridCol w:w="1997"/>
+        <w:gridCol w:w="2863"/>
       </w:tblGrid>
       <w:tr>
         <w:trPr/>
@@ -3979,7 +3979,7 @@
         </w:tc>
         <w:tc>
           <w:tcPr>
-            <w:tcW w:w="1998" w:type="dxa"/>
+            <w:tcW w:w="1997" w:type="dxa"/>
             <w:tcBorders>
               <w:top w:val="single" w:sz="2" w:space="0" w:color="CCCCCC"/>
               <w:start w:val="single" w:sz="2" w:space="0" w:color="CCCCCC"/>
@@ -4009,7 +4009,7 @@
         </w:tc>
         <w:tc>
           <w:tcPr>
-            <w:tcW w:w="2862" w:type="dxa"/>
+            <w:tcW w:w="2863" w:type="dxa"/>
             <w:tcBorders>
               <w:top w:val="single" w:sz="2" w:space="0" w:color="CCCCCC"/>
               <w:start w:val="single" w:sz="2" w:space="0" w:color="CCCCCC"/>
@@ -4102,7 +4102,7 @@
         </w:tc>
         <w:tc>
           <w:tcPr>
-            <w:tcW w:w="1998" w:type="dxa"/>
+            <w:tcW w:w="1997" w:type="dxa"/>
             <w:tcBorders>
               <w:top w:val="single" w:sz="2" w:space="0" w:color="CCCCCC"/>
               <w:start w:val="single" w:sz="2" w:space="0" w:color="CCCCCC"/>
@@ -4132,7 +4132,7 @@
         </w:tc>
         <w:tc>
           <w:tcPr>
-            <w:tcW w:w="2862" w:type="dxa"/>
+            <w:tcW w:w="2863" w:type="dxa"/>
             <w:tcBorders>
               <w:top w:val="single" w:sz="2" w:space="0" w:color="CCCCCC"/>
               <w:start w:val="single" w:sz="2" w:space="0" w:color="CCCCCC"/>
@@ -4225,7 +4225,7 @@
         </w:tc>
         <w:tc>
           <w:tcPr>
-            <w:tcW w:w="1998" w:type="dxa"/>
+            <w:tcW w:w="1997" w:type="dxa"/>
             <w:tcBorders>
               <w:top w:val="single" w:sz="2" w:space="0" w:color="CCCCCC"/>
               <w:start w:val="single" w:sz="2" w:space="0" w:color="CCCCCC"/>
@@ -4255,7 +4255,7 @@
         </w:tc>
         <w:tc>
           <w:tcPr>
-            <w:tcW w:w="2862" w:type="dxa"/>
+            <w:tcW w:w="2863" w:type="dxa"/>
             <w:tcBorders>
               <w:top w:val="single" w:sz="2" w:space="0" w:color="CCCCCC"/>
               <w:start w:val="single" w:sz="2" w:space="0" w:color="CCCCCC"/>
@@ -4348,7 +4348,7 @@
         </w:tc>
         <w:tc>
           <w:tcPr>
-            <w:tcW w:w="1998" w:type="dxa"/>
+            <w:tcW w:w="1997" w:type="dxa"/>
             <w:tcBorders>
               <w:top w:val="single" w:sz="2" w:space="0" w:color="CCCCCC"/>
               <w:start w:val="single" w:sz="2" w:space="0" w:color="CCCCCC"/>
@@ -4378,7 +4378,7 @@
         </w:tc>
         <w:tc>
           <w:tcPr>
-            <w:tcW w:w="2862" w:type="dxa"/>
+            <w:tcW w:w="2863" w:type="dxa"/>
             <w:tcBorders>
               <w:top w:val="single" w:sz="2" w:space="0" w:color="CCCCCC"/>
               <w:start w:val="single" w:sz="2" w:space="0" w:color="CCCCCC"/>
@@ -4471,7 +4471,7 @@
         </w:tc>
         <w:tc>
           <w:tcPr>
-            <w:tcW w:w="1998" w:type="dxa"/>
+            <w:tcW w:w="1997" w:type="dxa"/>
             <w:tcBorders>
               <w:top w:val="single" w:sz="2" w:space="0" w:color="CCCCCC"/>
               <w:start w:val="single" w:sz="2" w:space="0" w:color="CCCCCC"/>
@@ -4501,7 +4501,7 @@
         </w:tc>
         <w:tc>
           <w:tcPr>
-            <w:tcW w:w="2862" w:type="dxa"/>
+            <w:tcW w:w="2863" w:type="dxa"/>
             <w:tcBorders>
               <w:top w:val="single" w:sz="2" w:space="0" w:color="CCCCCC"/>
               <w:start w:val="single" w:sz="2" w:space="0" w:color="CCCCCC"/>
@@ -4594,7 +4594,7 @@
         </w:tc>
         <w:tc>
           <w:tcPr>
-            <w:tcW w:w="1998" w:type="dxa"/>
+            <w:tcW w:w="1997" w:type="dxa"/>
             <w:tcBorders>
               <w:top w:val="single" w:sz="2" w:space="0" w:color="CCCCCC"/>
               <w:start w:val="single" w:sz="2" w:space="0" w:color="CCCCCC"/>
@@ -4624,7 +4624,7 @@
         </w:tc>
         <w:tc>
           <w:tcPr>
-            <w:tcW w:w="2862" w:type="dxa"/>
+            <w:tcW w:w="2863" w:type="dxa"/>
             <w:tcBorders>
               <w:top w:val="single" w:sz="2" w:space="0" w:color="CCCCCC"/>
               <w:start w:val="single" w:sz="2" w:space="0" w:color="CCCCCC"/>
@@ -4837,8 +4837,8 @@
       </w:tblPr>
       <w:tblGrid>
         <w:gridCol w:w="1500"/>
-        <w:gridCol w:w="1998"/>
-        <w:gridCol w:w="2202"/>
+        <w:gridCol w:w="1997"/>
+        <w:gridCol w:w="2203"/>
         <w:gridCol w:w="3660"/>
       </w:tblGrid>
       <w:tr>
@@ -4874,7 +4874,7 @@
         </w:tc>
         <w:tc>
           <w:tcPr>
-            <w:tcW w:w="1998" w:type="dxa"/>
+            <w:tcW w:w="1997" w:type="dxa"/>
             <w:tcBorders>
               <w:top w:val="single" w:sz="2" w:space="0" w:color="CCCCCC"/>
               <w:start w:val="single" w:sz="2" w:space="0" w:color="CCCCCC"/>
@@ -4903,7 +4903,7 @@
         </w:tc>
         <w:tc>
           <w:tcPr>
-            <w:tcW w:w="2202" w:type="dxa"/>
+            <w:tcW w:w="2203" w:type="dxa"/>
             <w:tcBorders>
               <w:top w:val="single" w:sz="2" w:space="0" w:color="CCCCCC"/>
               <w:start w:val="single" w:sz="2" w:space="0" w:color="CCCCCC"/>
@@ -4993,7 +4993,7 @@
         </w:tc>
         <w:tc>
           <w:tcPr>
-            <w:tcW w:w="1998" w:type="dxa"/>
+            <w:tcW w:w="1997" w:type="dxa"/>
             <w:tcBorders>
               <w:top w:val="single" w:sz="2" w:space="0" w:color="CCCCCC"/>
               <w:start w:val="single" w:sz="2" w:space="0" w:color="CCCCCC"/>
@@ -5022,7 +5022,7 @@
         </w:tc>
         <w:tc>
           <w:tcPr>
-            <w:tcW w:w="2202" w:type="dxa"/>
+            <w:tcW w:w="2203" w:type="dxa"/>
             <w:tcBorders>
               <w:top w:val="single" w:sz="2" w:space="0" w:color="CCCCCC"/>
               <w:start w:val="single" w:sz="2" w:space="0" w:color="CCCCCC"/>
@@ -5112,7 +5112,7 @@
         </w:tc>
         <w:tc>
           <w:tcPr>
-            <w:tcW w:w="1998" w:type="dxa"/>
+            <w:tcW w:w="1997" w:type="dxa"/>
             <w:tcBorders>
               <w:top w:val="single" w:sz="2" w:space="0" w:color="CCCCCC"/>
               <w:start w:val="single" w:sz="2" w:space="0" w:color="CCCCCC"/>
@@ -5141,7 +5141,7 @@
         </w:tc>
         <w:tc>
           <w:tcPr>
-            <w:tcW w:w="2202" w:type="dxa"/>
+            <w:tcW w:w="2203" w:type="dxa"/>
             <w:tcBorders>
               <w:top w:val="single" w:sz="2" w:space="0" w:color="CCCCCC"/>
               <w:start w:val="single" w:sz="2" w:space="0" w:color="CCCCCC"/>
@@ -5231,7 +5231,7 @@
         </w:tc>
         <w:tc>
           <w:tcPr>
-            <w:tcW w:w="1998" w:type="dxa"/>
+            <w:tcW w:w="1997" w:type="dxa"/>
             <w:tcBorders>
               <w:top w:val="single" w:sz="2" w:space="0" w:color="CCCCCC"/>
               <w:start w:val="single" w:sz="2" w:space="0" w:color="CCCCCC"/>
@@ -5260,7 +5260,7 @@
         </w:tc>
         <w:tc>
           <w:tcPr>
-            <w:tcW w:w="2202" w:type="dxa"/>
+            <w:tcW w:w="2203" w:type="dxa"/>
             <w:tcBorders>
               <w:top w:val="single" w:sz="2" w:space="0" w:color="CCCCCC"/>
               <w:start w:val="single" w:sz="2" w:space="0" w:color="CCCCCC"/>
@@ -5350,7 +5350,7 @@
         </w:tc>
         <w:tc>
           <w:tcPr>
-            <w:tcW w:w="1998" w:type="dxa"/>
+            <w:tcW w:w="1997" w:type="dxa"/>
             <w:tcBorders>
               <w:top w:val="single" w:sz="2" w:space="0" w:color="CCCCCC"/>
               <w:start w:val="single" w:sz="2" w:space="0" w:color="CCCCCC"/>
@@ -5379,7 +5379,7 @@
         </w:tc>
         <w:tc>
           <w:tcPr>
-            <w:tcW w:w="2202" w:type="dxa"/>
+            <w:tcW w:w="2203" w:type="dxa"/>
             <w:tcBorders>
               <w:top w:val="single" w:sz="2" w:space="0" w:color="CCCCCC"/>
               <w:start w:val="single" w:sz="2" w:space="0" w:color="CCCCCC"/>
@@ -5469,7 +5469,7 @@
         </w:tc>
         <w:tc>
           <w:tcPr>
-            <w:tcW w:w="1998" w:type="dxa"/>
+            <w:tcW w:w="1997" w:type="dxa"/>
             <w:tcBorders>
               <w:top w:val="single" w:sz="2" w:space="0" w:color="CCCCCC"/>
               <w:start w:val="single" w:sz="2" w:space="0" w:color="CCCCCC"/>
@@ -5498,7 +5498,7 @@
         </w:tc>
         <w:tc>
           <w:tcPr>
-            <w:tcW w:w="2202" w:type="dxa"/>
+            <w:tcW w:w="2203" w:type="dxa"/>
             <w:tcBorders>
               <w:top w:val="single" w:sz="2" w:space="0" w:color="CCCCCC"/>
               <w:start w:val="single" w:sz="2" w:space="0" w:color="CCCCCC"/>
@@ -5626,14 +5626,14 @@
         </w:tblCellMar>
       </w:tblPr>
       <w:tblGrid>
-        <w:gridCol w:w="3498"/>
-        <w:gridCol w:w="5862"/>
+        <w:gridCol w:w="3497"/>
+        <w:gridCol w:w="5863"/>
       </w:tblGrid>
       <w:tr>
         <w:trPr/>
         <w:tc>
           <w:tcPr>
-            <w:tcW w:w="3498" w:type="dxa"/>
+            <w:tcW w:w="3497" w:type="dxa"/>
             <w:tcBorders>
               <w:top w:val="single" w:sz="2" w:space="0" w:color="CCCCCC"/>
               <w:start w:val="single" w:sz="2" w:space="0" w:color="CCCCCC"/>
@@ -5662,7 +5662,7 @@
         </w:tc>
         <w:tc>
           <w:tcPr>
-            <w:tcW w:w="5862" w:type="dxa"/>
+            <w:tcW w:w="5863" w:type="dxa"/>
             <w:tcBorders>
               <w:top w:val="single" w:sz="2" w:space="0" w:color="CCCCCC"/>
               <w:start w:val="single" w:sz="2" w:space="0" w:color="CCCCCC"/>
@@ -5692,7 +5692,7 @@
         <w:trPr/>
         <w:tc>
           <w:tcPr>
-            <w:tcW w:w="3498" w:type="dxa"/>
+            <w:tcW w:w="3497" w:type="dxa"/>
             <w:tcBorders>
               <w:top w:val="single" w:sz="2" w:space="0" w:color="CCCCCC"/>
               <w:start w:val="single" w:sz="2" w:space="0" w:color="CCCCCC"/>
@@ -5721,7 +5721,7 @@
         </w:tc>
         <w:tc>
           <w:tcPr>
-            <w:tcW w:w="5862" w:type="dxa"/>
+            <w:tcW w:w="5863" w:type="dxa"/>
             <w:tcBorders>
               <w:top w:val="single" w:sz="2" w:space="0" w:color="CCCCCC"/>
               <w:start w:val="single" w:sz="2" w:space="0" w:color="CCCCCC"/>
@@ -5751,7 +5751,7 @@
         <w:trPr/>
         <w:tc>
           <w:tcPr>
-            <w:tcW w:w="3498" w:type="dxa"/>
+            <w:tcW w:w="3497" w:type="dxa"/>
             <w:tcBorders>
               <w:top w:val="single" w:sz="2" w:space="0" w:color="CCCCCC"/>
               <w:start w:val="single" w:sz="2" w:space="0" w:color="CCCCCC"/>
@@ -5780,7 +5780,7 @@
         </w:tc>
         <w:tc>
           <w:tcPr>
-            <w:tcW w:w="5862" w:type="dxa"/>
+            <w:tcW w:w="5863" w:type="dxa"/>
             <w:tcBorders>
               <w:top w:val="single" w:sz="2" w:space="0" w:color="CCCCCC"/>
               <w:start w:val="single" w:sz="2" w:space="0" w:color="CCCCCC"/>
@@ -5810,7 +5810,7 @@
         <w:trPr/>
         <w:tc>
           <w:tcPr>
-            <w:tcW w:w="3498" w:type="dxa"/>
+            <w:tcW w:w="3497" w:type="dxa"/>
             <w:tcBorders>
               <w:top w:val="single" w:sz="2" w:space="0" w:color="CCCCCC"/>
               <w:start w:val="single" w:sz="2" w:space="0" w:color="CCCCCC"/>
@@ -5839,7 +5839,7 @@
         </w:tc>
         <w:tc>
           <w:tcPr>
-            <w:tcW w:w="5862" w:type="dxa"/>
+            <w:tcW w:w="5863" w:type="dxa"/>
             <w:tcBorders>
               <w:top w:val="single" w:sz="2" w:space="0" w:color="CCCCCC"/>
               <w:start w:val="single" w:sz="2" w:space="0" w:color="CCCCCC"/>
@@ -5869,7 +5869,7 @@
         <w:trPr/>
         <w:tc>
           <w:tcPr>
-            <w:tcW w:w="3498" w:type="dxa"/>
+            <w:tcW w:w="3497" w:type="dxa"/>
             <w:tcBorders>
               <w:top w:val="single" w:sz="2" w:space="0" w:color="CCCCCC"/>
               <w:start w:val="single" w:sz="2" w:space="0" w:color="CCCCCC"/>
@@ -5898,7 +5898,7 @@
         </w:tc>
         <w:tc>
           <w:tcPr>
-            <w:tcW w:w="5862" w:type="dxa"/>
+            <w:tcW w:w="5863" w:type="dxa"/>
             <w:tcBorders>
               <w:top w:val="single" w:sz="2" w:space="0" w:color="CCCCCC"/>
               <w:start w:val="single" w:sz="2" w:space="0" w:color="CCCCCC"/>
@@ -5928,7 +5928,7 @@
         <w:trPr/>
         <w:tc>
           <w:tcPr>
-            <w:tcW w:w="3498" w:type="dxa"/>
+            <w:tcW w:w="3497" w:type="dxa"/>
             <w:tcBorders>
               <w:top w:val="single" w:sz="2" w:space="0" w:color="CCCCCC"/>
               <w:start w:val="single" w:sz="2" w:space="0" w:color="CCCCCC"/>
@@ -5957,7 +5957,7 @@
         </w:tc>
         <w:tc>
           <w:tcPr>
-            <w:tcW w:w="5862" w:type="dxa"/>
+            <w:tcW w:w="5863" w:type="dxa"/>
             <w:tcBorders>
               <w:top w:val="single" w:sz="2" w:space="0" w:color="CCCCCC"/>
               <w:start w:val="single" w:sz="2" w:space="0" w:color="CCCCCC"/>
@@ -5987,7 +5987,7 @@
         <w:trPr/>
         <w:tc>
           <w:tcPr>
-            <w:tcW w:w="3498" w:type="dxa"/>
+            <w:tcW w:w="3497" w:type="dxa"/>
             <w:tcBorders>
               <w:top w:val="single" w:sz="2" w:space="0" w:color="CCCCCC"/>
               <w:start w:val="single" w:sz="2" w:space="0" w:color="CCCCCC"/>
@@ -6016,7 +6016,7 @@
         </w:tc>
         <w:tc>
           <w:tcPr>
-            <w:tcW w:w="5862" w:type="dxa"/>
+            <w:tcW w:w="5863" w:type="dxa"/>
             <w:tcBorders>
               <w:top w:val="single" w:sz="2" w:space="0" w:color="CCCCCC"/>
               <w:start w:val="single" w:sz="2" w:space="0" w:color="CCCCCC"/>
@@ -6046,7 +6046,7 @@
         <w:trPr/>
         <w:tc>
           <w:tcPr>
-            <w:tcW w:w="3498" w:type="dxa"/>
+            <w:tcW w:w="3497" w:type="dxa"/>
             <w:tcBorders>
               <w:top w:val="single" w:sz="2" w:space="0" w:color="CCCCCC"/>
               <w:start w:val="single" w:sz="2" w:space="0" w:color="CCCCCC"/>
@@ -6075,7 +6075,7 @@
         </w:tc>
         <w:tc>
           <w:tcPr>
-            <w:tcW w:w="5862" w:type="dxa"/>
+            <w:tcW w:w="5863" w:type="dxa"/>
             <w:tcBorders>
               <w:top w:val="single" w:sz="2" w:space="0" w:color="CCCCCC"/>
               <w:start w:val="single" w:sz="2" w:space="0" w:color="CCCCCC"/>
@@ -6105,7 +6105,7 @@
         <w:trPr/>
         <w:tc>
           <w:tcPr>
-            <w:tcW w:w="3498" w:type="dxa"/>
+            <w:tcW w:w="3497" w:type="dxa"/>
             <w:tcBorders>
               <w:top w:val="single" w:sz="2" w:space="0" w:color="CCCCCC"/>
               <w:start w:val="single" w:sz="2" w:space="0" w:color="CCCCCC"/>
@@ -6134,7 +6134,7 @@
         </w:tc>
         <w:tc>
           <w:tcPr>
-            <w:tcW w:w="5862" w:type="dxa"/>
+            <w:tcW w:w="5863" w:type="dxa"/>
             <w:tcBorders>
               <w:top w:val="single" w:sz="2" w:space="0" w:color="CCCCCC"/>
               <w:start w:val="single" w:sz="2" w:space="0" w:color="CCCCCC"/>
@@ -6193,15 +6193,15 @@
         </w:tblCellMar>
       </w:tblPr>
       <w:tblGrid>
-        <w:gridCol w:w="3498"/>
-        <w:gridCol w:w="2001"/>
+        <w:gridCol w:w="3497"/>
+        <w:gridCol w:w="2002"/>
         <w:gridCol w:w="3861"/>
       </w:tblGrid>
       <w:tr>
         <w:trPr/>
         <w:tc>
           <w:tcPr>
-            <w:tcW w:w="3498" w:type="dxa"/>
+            <w:tcW w:w="3497" w:type="dxa"/>
             <w:tcBorders>
               <w:top w:val="single" w:sz="2" w:space="0" w:color="CCCCCC"/>
               <w:start w:val="single" w:sz="2" w:space="0" w:color="CCCCCC"/>
@@ -6230,7 +6230,7 @@
         </w:tc>
         <w:tc>
           <w:tcPr>
-            <w:tcW w:w="2001" w:type="dxa"/>
+            <w:tcW w:w="2002" w:type="dxa"/>
             <w:tcBorders>
               <w:top w:val="single" w:sz="2" w:space="0" w:color="CCCCCC"/>
               <w:start w:val="single" w:sz="2" w:space="0" w:color="CCCCCC"/>
@@ -6291,7 +6291,7 @@
         <w:trPr/>
         <w:tc>
           <w:tcPr>
-            <w:tcW w:w="3498" w:type="dxa"/>
+            <w:tcW w:w="3497" w:type="dxa"/>
             <w:tcBorders>
               <w:top w:val="single" w:sz="2" w:space="0" w:color="CCCCCC"/>
               <w:start w:val="single" w:sz="2" w:space="0" w:color="CCCCCC"/>
@@ -6320,7 +6320,7 @@
         </w:tc>
         <w:tc>
           <w:tcPr>
-            <w:tcW w:w="2001" w:type="dxa"/>
+            <w:tcW w:w="2002" w:type="dxa"/>
             <w:tcBorders>
               <w:top w:val="single" w:sz="2" w:space="0" w:color="CCCCCC"/>
               <w:start w:val="single" w:sz="2" w:space="0" w:color="CCCCCC"/>
@@ -6381,7 +6381,7 @@
         <w:trPr/>
         <w:tc>
           <w:tcPr>
-            <w:tcW w:w="3498" w:type="dxa"/>
+            <w:tcW w:w="3497" w:type="dxa"/>
             <w:tcBorders>
               <w:top w:val="single" w:sz="2" w:space="0" w:color="CCCCCC"/>
               <w:start w:val="single" w:sz="2" w:space="0" w:color="CCCCCC"/>
@@ -6410,7 +6410,7 @@
         </w:tc>
         <w:tc>
           <w:tcPr>
-            <w:tcW w:w="2001" w:type="dxa"/>
+            <w:tcW w:w="2002" w:type="dxa"/>
             <w:tcBorders>
               <w:top w:val="single" w:sz="2" w:space="0" w:color="CCCCCC"/>
               <w:start w:val="single" w:sz="2" w:space="0" w:color="CCCCCC"/>
@@ -6471,7 +6471,7 @@
         <w:trPr/>
         <w:tc>
           <w:tcPr>
-            <w:tcW w:w="3498" w:type="dxa"/>
+            <w:tcW w:w="3497" w:type="dxa"/>
             <w:tcBorders>
               <w:top w:val="single" w:sz="2" w:space="0" w:color="CCCCCC"/>
               <w:start w:val="single" w:sz="2" w:space="0" w:color="CCCCCC"/>
@@ -6500,7 +6500,7 @@
         </w:tc>
         <w:tc>
           <w:tcPr>
-            <w:tcW w:w="2001" w:type="dxa"/>
+            <w:tcW w:w="2002" w:type="dxa"/>
             <w:tcBorders>
               <w:top w:val="single" w:sz="2" w:space="0" w:color="CCCCCC"/>
               <w:start w:val="single" w:sz="2" w:space="0" w:color="CCCCCC"/>
@@ -6561,7 +6561,7 @@
         <w:trPr/>
         <w:tc>
           <w:tcPr>
-            <w:tcW w:w="3498" w:type="dxa"/>
+            <w:tcW w:w="3497" w:type="dxa"/>
             <w:tcBorders>
               <w:top w:val="single" w:sz="2" w:space="0" w:color="CCCCCC"/>
               <w:start w:val="single" w:sz="2" w:space="0" w:color="CCCCCC"/>
@@ -6590,7 +6590,7 @@
         </w:tc>
         <w:tc>
           <w:tcPr>
-            <w:tcW w:w="2001" w:type="dxa"/>
+            <w:tcW w:w="2002" w:type="dxa"/>
             <w:tcBorders>
               <w:top w:val="single" w:sz="2" w:space="0" w:color="CCCCCC"/>
               <w:start w:val="single" w:sz="2" w:space="0" w:color="CCCCCC"/>
@@ -8109,9 +8109,9 @@
       </w:tblPr>
       <w:tblGrid>
         <w:gridCol w:w="2500"/>
-        <w:gridCol w:w="2298"/>
+        <w:gridCol w:w="2297"/>
         <w:gridCol w:w="2300"/>
-        <w:gridCol w:w="2262"/>
+        <w:gridCol w:w="2263"/>
       </w:tblGrid>
       <w:tr>
         <w:trPr/>
@@ -8146,7 +8146,7 @@
         </w:tc>
         <w:tc>
           <w:tcPr>
-            <w:tcW w:w="2298" w:type="dxa"/>
+            <w:tcW w:w="2297" w:type="dxa"/>
             <w:tcBorders>
               <w:top w:val="single" w:sz="2" w:space="0" w:color="CCCCCC"/>
               <w:start w:val="single" w:sz="2" w:space="0" w:color="CCCCCC"/>
@@ -8204,7 +8204,7 @@
         </w:tc>
         <w:tc>
           <w:tcPr>
-            <w:tcW w:w="2262" w:type="dxa"/>
+            <w:tcW w:w="2263" w:type="dxa"/>
             <w:tcBorders>
               <w:top w:val="single" w:sz="2" w:space="0" w:color="CCCCCC"/>
               <w:start w:val="single" w:sz="2" w:space="0" w:color="CCCCCC"/>
@@ -8265,7 +8265,7 @@
         </w:tc>
         <w:tc>
           <w:tcPr>
-            <w:tcW w:w="2298" w:type="dxa"/>
+            <w:tcW w:w="2297" w:type="dxa"/>
             <w:tcBorders>
               <w:top w:val="single" w:sz="2" w:space="0" w:color="CCCCCC"/>
               <w:start w:val="single" w:sz="2" w:space="0" w:color="CCCCCC"/>
@@ -8323,7 +8323,7 @@
         </w:tc>
         <w:tc>
           <w:tcPr>
-            <w:tcW w:w="2262" w:type="dxa"/>
+            <w:tcW w:w="2263" w:type="dxa"/>
             <w:tcBorders>
               <w:top w:val="single" w:sz="2" w:space="0" w:color="CCCCCC"/>
               <w:start w:val="single" w:sz="2" w:space="0" w:color="CCCCCC"/>
@@ -8384,7 +8384,7 @@
         </w:tc>
         <w:tc>
           <w:tcPr>
-            <w:tcW w:w="2298" w:type="dxa"/>
+            <w:tcW w:w="2297" w:type="dxa"/>
             <w:tcBorders>
               <w:top w:val="single" w:sz="2" w:space="0" w:color="CCCCCC"/>
               <w:start w:val="single" w:sz="2" w:space="0" w:color="CCCCCC"/>
@@ -8442,7 +8442,7 @@
         </w:tc>
         <w:tc>
           <w:tcPr>
-            <w:tcW w:w="2262" w:type="dxa"/>
+            <w:tcW w:w="2263" w:type="dxa"/>
             <w:tcBorders>
               <w:top w:val="single" w:sz="2" w:space="0" w:color="CCCCCC"/>
               <w:start w:val="single" w:sz="2" w:space="0" w:color="CCCCCC"/>
@@ -8503,7 +8503,7 @@
         </w:tc>
         <w:tc>
           <w:tcPr>
-            <w:tcW w:w="2298" w:type="dxa"/>
+            <w:tcW w:w="2297" w:type="dxa"/>
             <w:tcBorders>
               <w:top w:val="single" w:sz="2" w:space="0" w:color="CCCCCC"/>
               <w:start w:val="single" w:sz="2" w:space="0" w:color="CCCCCC"/>
@@ -8561,7 +8561,7 @@
         </w:tc>
         <w:tc>
           <w:tcPr>
-            <w:tcW w:w="2262" w:type="dxa"/>
+            <w:tcW w:w="2263" w:type="dxa"/>
             <w:tcBorders>
               <w:top w:val="single" w:sz="2" w:space="0" w:color="CCCCCC"/>
               <w:start w:val="single" w:sz="2" w:space="0" w:color="CCCCCC"/>
@@ -8622,7 +8622,7 @@
         </w:tc>
         <w:tc>
           <w:tcPr>
-            <w:tcW w:w="2298" w:type="dxa"/>
+            <w:tcW w:w="2297" w:type="dxa"/>
             <w:tcBorders>
               <w:top w:val="single" w:sz="2" w:space="0" w:color="CCCCCC"/>
               <w:start w:val="single" w:sz="2" w:space="0" w:color="CCCCCC"/>
@@ -8680,7 +8680,7 @@
         </w:tc>
         <w:tc>
           <w:tcPr>
-            <w:tcW w:w="2262" w:type="dxa"/>
+            <w:tcW w:w="2263" w:type="dxa"/>
             <w:tcBorders>
               <w:top w:val="single" w:sz="2" w:space="0" w:color="CCCCCC"/>
               <w:start w:val="single" w:sz="2" w:space="0" w:color="CCCCCC"/>
@@ -8741,7 +8741,7 @@
         </w:tc>
         <w:tc>
           <w:tcPr>
-            <w:tcW w:w="2298" w:type="dxa"/>
+            <w:tcW w:w="2297" w:type="dxa"/>
             <w:tcBorders>
               <w:top w:val="single" w:sz="2" w:space="0" w:color="CCCCCC"/>
               <w:start w:val="single" w:sz="2" w:space="0" w:color="CCCCCC"/>
@@ -8799,7 +8799,7 @@
         </w:tc>
         <w:tc>
           <w:tcPr>
-            <w:tcW w:w="2262" w:type="dxa"/>
+            <w:tcW w:w="2263" w:type="dxa"/>
             <w:tcBorders>
               <w:top w:val="single" w:sz="2" w:space="0" w:color="CCCCCC"/>
               <w:start w:val="single" w:sz="2" w:space="0" w:color="CCCCCC"/>
@@ -10622,7 +10622,7 @@
   </w:style>
   <w:style w:type="paragraph" w:styleId="Heading1">
     <w:name w:val="heading 1"/>
-    <w:basedOn w:val="berschriftuser"/>
+    <w:basedOn w:val="berschrift"/>
     <w:qFormat/>
     <w:pPr>
       <w:spacing w:before="360" w:after="200"/>
@@ -10639,7 +10639,7 @@
   </w:style>
   <w:style w:type="paragraph" w:styleId="Heading2">
     <w:name w:val="heading 2"/>
-    <w:basedOn w:val="berschriftuser"/>
+    <w:basedOn w:val="berschrift"/>
     <w:qFormat/>
     <w:pPr>
       <w:spacing w:before="240" w:after="160"/>
@@ -10656,7 +10656,7 @@
   </w:style>
   <w:style w:type="paragraph" w:styleId="Heading3">
     <w:name w:val="heading 3"/>
-    <w:basedOn w:val="berschriftuser"/>
+    <w:basedOn w:val="berschrift"/>
     <w:qFormat/>
     <w:pPr/>
     <w:rPr>
@@ -10667,7 +10667,7 @@
   </w:style>
   <w:style w:type="paragraph" w:styleId="Heading4">
     <w:name w:val="heading 4"/>
-    <w:basedOn w:val="berschriftuser"/>
+    <w:basedOn w:val="berschrift"/>
     <w:qFormat/>
     <w:pPr/>
     <w:rPr>
@@ -10678,7 +10678,7 @@
   </w:style>
   <w:style w:type="paragraph" w:styleId="Heading5">
     <w:name w:val="heading 5"/>
-    <w:basedOn w:val="berschriftuser"/>
+    <w:basedOn w:val="berschrift"/>
     <w:qFormat/>
     <w:pPr/>
     <w:rPr>
@@ -10687,7 +10687,7 @@
   </w:style>
   <w:style w:type="paragraph" w:styleId="Heading6">
     <w:name w:val="heading 6"/>
-    <w:basedOn w:val="berschriftuser"/>
+    <w:basedOn w:val="berschrift"/>
     <w:qFormat/>
     <w:pPr/>
     <w:rPr>
@@ -10703,8 +10703,8 @@
       <w:u w:val="single"/>
     </w:rPr>
   </w:style>
-  <w:style w:type="character" w:styleId="Funotenzeichenuser">
-    <w:name w:val="Fußnotenzeichen (user)"/>
+  <w:style w:type="character" w:styleId="Funotenzeichen">
+    <w:name w:val="Fußnotenzeichen"/>
     <w:uiPriority w:val="99"/>
     <w:semiHidden/>
     <w:unhideWhenUsed/>
@@ -10713,8 +10713,8 @@
       <w:vertAlign w:val="superscript"/>
     </w:rPr>
   </w:style>
-  <w:style w:type="character" w:styleId="Funotenzeichen">
-    <w:name w:val="Fußnotenzeichen"/>
+  <w:style w:type="character" w:styleId="Funotenzeichenuser">
+    <w:name w:val="Fußnotenzeichen (user)"/>
     <w:qFormat/>
     <w:rPr>
       <w:vertAlign w:val="superscript"/>
@@ -10823,7 +10823,7 @@
   </w:style>
   <w:style w:type="paragraph" w:styleId="Title">
     <w:name w:val="Title"/>
-    <w:basedOn w:val="berschriftuser"/>
+    <w:basedOn w:val="berschrift"/>
     <w:qFormat/>
     <w:pPr/>
     <w:rPr>
@@ -10886,6 +10886,13 @@
       <w:szCs w:val="20"/>
     </w:rPr>
   </w:style>
+  <w:style w:type="paragraph" w:styleId="Kopf-Fuzeile">
+    <w:name w:val="Kopf-/Fußzeile"/>
+    <w:basedOn w:val="Normal"/>
+    <w:qFormat/>
+    <w:pPr/>
+    <w:rPr/>
+  </w:style>
   <w:style w:type="paragraph" w:styleId="Kopf-Fuzeileuser">
     <w:name w:val="Kopf-/Fußzeile (user)"/>
     <w:basedOn w:val="Normal"/>
@@ -10893,22 +10900,15 @@
     <w:pPr/>
     <w:rPr/>
   </w:style>
-  <w:style w:type="paragraph" w:styleId="Kopf-Fuzeile">
-    <w:name w:val="Kopf-/Fußzeile"/>
-    <w:basedOn w:val="Normal"/>
-    <w:qFormat/>
-    <w:pPr/>
-    <w:rPr/>
-  </w:style>
   <w:style w:type="paragraph" w:styleId="Header">
     <w:name w:val="header"/>
-    <w:basedOn w:val="Kopf-Fuzeileuser"/>
+    <w:basedOn w:val="Kopf-Fuzeile"/>
     <w:pPr/>
     <w:rPr/>
   </w:style>
   <w:style w:type="paragraph" w:styleId="Footer">
     <w:name w:val="footer"/>
-    <w:basedOn w:val="Kopf-Fuzeileuser"/>
+    <w:basedOn w:val="Kopf-Fuzeile"/>
     <w:pPr/>
     <w:rPr/>
   </w:style>
